--- a/docs/lab2.docx
+++ b/docs/lab2.docx
@@ -368,7 +368,7 @@
     </w:p>
     <w:p>
       <w:pPr>
-        <w:pStyle w:val="TOC1"/>
+        <w:pStyle w:val="11"/>
         <w:tabs>
           <w:tab w:val="right" w:leader="dot" w:pos="9345"/>
         </w:tabs>
@@ -395,7 +395,7 @@
       <w:hyperlink w:anchor="_Toc240394462" w:history="1">
         <w:r>
           <w:rPr>
-            <w:rStyle w:val="Hyperlink"/>
+            <w:rStyle w:val="ae"/>
             <w:rFonts w:eastAsia="SimSun"/>
             <w:noProof/>
             <w:lang w:eastAsia="zh-CN"/>
@@ -454,7 +454,7 @@
     </w:p>
     <w:p>
       <w:pPr>
-        <w:pStyle w:val="TOC2"/>
+        <w:pStyle w:val="23"/>
         <w:tabs>
           <w:tab w:val="right" w:leader="dot" w:pos="9345"/>
         </w:tabs>
@@ -471,7 +471,7 @@
       <w:hyperlink w:anchor="_Toc240394463" w:history="1">
         <w:r>
           <w:rPr>
-            <w:rStyle w:val="Hyperlink"/>
+            <w:rStyle w:val="ae"/>
             <w:rFonts w:eastAsia="SimSun"/>
             <w:noProof/>
             <w:lang w:eastAsia="zh-CN"/>
@@ -530,7 +530,7 @@
     </w:p>
     <w:p>
       <w:pPr>
-        <w:pStyle w:val="TOC2"/>
+        <w:pStyle w:val="23"/>
         <w:tabs>
           <w:tab w:val="right" w:leader="dot" w:pos="9345"/>
         </w:tabs>
@@ -547,7 +547,7 @@
       <w:hyperlink w:anchor="_Toc240394464" w:history="1">
         <w:r>
           <w:rPr>
-            <w:rStyle w:val="Hyperlink"/>
+            <w:rStyle w:val="ae"/>
             <w:rFonts w:eastAsia="SimSun"/>
             <w:noProof/>
             <w:lang w:eastAsia="zh-CN"/>
@@ -606,7 +606,7 @@
     </w:p>
     <w:p>
       <w:pPr>
-        <w:pStyle w:val="TOC2"/>
+        <w:pStyle w:val="23"/>
         <w:tabs>
           <w:tab w:val="right" w:leader="dot" w:pos="9345"/>
         </w:tabs>
@@ -623,7 +623,7 @@
       <w:hyperlink w:anchor="_Toc240394465" w:history="1">
         <w:r>
           <w:rPr>
-            <w:rStyle w:val="Hyperlink"/>
+            <w:rStyle w:val="ae"/>
             <w:rFonts w:eastAsia="SimSun"/>
             <w:noProof/>
             <w:lang w:eastAsia="zh-CN"/>
@@ -682,7 +682,7 @@
     </w:p>
     <w:p>
       <w:pPr>
-        <w:pStyle w:val="TOC2"/>
+        <w:pStyle w:val="23"/>
         <w:tabs>
           <w:tab w:val="right" w:leader="dot" w:pos="9345"/>
         </w:tabs>
@@ -699,7 +699,7 @@
       <w:hyperlink w:anchor="_Toc240394466" w:history="1">
         <w:r>
           <w:rPr>
-            <w:rStyle w:val="Hyperlink"/>
+            <w:rStyle w:val="ae"/>
             <w:rFonts w:eastAsia="SimSun"/>
             <w:noProof/>
             <w:lang w:eastAsia="zh-CN"/>
@@ -758,7 +758,7 @@
     </w:p>
     <w:p>
       <w:pPr>
-        <w:pStyle w:val="TOC1"/>
+        <w:pStyle w:val="11"/>
         <w:tabs>
           <w:tab w:val="right" w:leader="dot" w:pos="9345"/>
         </w:tabs>
@@ -775,7 +775,7 @@
       <w:hyperlink w:anchor="_Toc240394467" w:history="1">
         <w:r>
           <w:rPr>
-            <w:rStyle w:val="Hyperlink"/>
+            <w:rStyle w:val="ae"/>
             <w:bCs/>
             <w:noProof/>
           </w:rPr>
@@ -833,7 +833,7 @@
     </w:p>
     <w:p>
       <w:pPr>
-        <w:pStyle w:val="TOC2"/>
+        <w:pStyle w:val="23"/>
         <w:tabs>
           <w:tab w:val="right" w:leader="dot" w:pos="9345"/>
         </w:tabs>
@@ -850,7 +850,7 @@
       <w:hyperlink w:anchor="_Toc240394468" w:history="1">
         <w:r>
           <w:rPr>
-            <w:rStyle w:val="Hyperlink"/>
+            <w:rStyle w:val="ae"/>
             <w:noProof/>
           </w:rPr>
           <w:t>2.1 Цели создания АС</w:t>
@@ -907,7 +907,7 @@
     </w:p>
     <w:p>
       <w:pPr>
-        <w:pStyle w:val="TOC2"/>
+        <w:pStyle w:val="23"/>
         <w:tabs>
           <w:tab w:val="right" w:leader="dot" w:pos="9345"/>
         </w:tabs>
@@ -924,7 +924,7 @@
       <w:hyperlink w:anchor="_Toc240394469" w:history="1">
         <w:r>
           <w:rPr>
-            <w:rStyle w:val="Hyperlink"/>
+            <w:rStyle w:val="ae"/>
             <w:noProof/>
           </w:rPr>
           <w:t>2.2 Назначение АС</w:t>
@@ -981,7 +981,7 @@
     </w:p>
     <w:p>
       <w:pPr>
-        <w:pStyle w:val="TOC1"/>
+        <w:pStyle w:val="11"/>
         <w:tabs>
           <w:tab w:val="right" w:leader="dot" w:pos="9345"/>
         </w:tabs>
@@ -998,7 +998,7 @@
       <w:hyperlink w:anchor="_Toc240394470" w:history="1">
         <w:r>
           <w:rPr>
-            <w:rStyle w:val="Hyperlink"/>
+            <w:rStyle w:val="ae"/>
             <w:noProof/>
           </w:rPr>
           <w:t>3 ТРЕБОВАНИЯ К АВТОМАТИЗИРОВАННОЙ СИСТЕМЕ</w:t>
@@ -1055,7 +1055,7 @@
     </w:p>
     <w:p>
       <w:pPr>
-        <w:pStyle w:val="TOC2"/>
+        <w:pStyle w:val="23"/>
         <w:tabs>
           <w:tab w:val="right" w:leader="dot" w:pos="9345"/>
         </w:tabs>
@@ -1072,7 +1072,7 @@
       <w:hyperlink w:anchor="_Toc240394471" w:history="1">
         <w:r>
           <w:rPr>
-            <w:rStyle w:val="Hyperlink"/>
+            <w:rStyle w:val="ae"/>
             <w:noProof/>
           </w:rPr>
           <w:t>3.1 Требования к структуре АС в целом</w:t>
@@ -1129,7 +1129,7 @@
     </w:p>
     <w:p>
       <w:pPr>
-        <w:pStyle w:val="TOC2"/>
+        <w:pStyle w:val="23"/>
         <w:tabs>
           <w:tab w:val="right" w:leader="dot" w:pos="9345"/>
         </w:tabs>
@@ -1146,7 +1146,7 @@
       <w:hyperlink w:anchor="_Toc240394472" w:history="1">
         <w:r>
           <w:rPr>
-            <w:rStyle w:val="Hyperlink"/>
+            <w:rStyle w:val="ae"/>
             <w:noProof/>
           </w:rPr>
           <w:t>3.2 Требования к функциям (задачам), выполняемым АС</w:t>
@@ -1203,7 +1203,7 @@
     </w:p>
     <w:p>
       <w:pPr>
-        <w:pStyle w:val="TOC2"/>
+        <w:pStyle w:val="23"/>
         <w:tabs>
           <w:tab w:val="right" w:leader="dot" w:pos="9345"/>
         </w:tabs>
@@ -1220,7 +1220,7 @@
       <w:hyperlink w:anchor="_Toc240394473" w:history="1">
         <w:r>
           <w:rPr>
-            <w:rStyle w:val="Hyperlink"/>
+            <w:rStyle w:val="ae"/>
             <w:noProof/>
           </w:rPr>
           <w:t>3.3 Требования к видам обеспечения АС</w:t>
@@ -1277,7 +1277,7 @@
     </w:p>
     <w:p>
       <w:pPr>
-        <w:pStyle w:val="TOC2"/>
+        <w:pStyle w:val="23"/>
         <w:tabs>
           <w:tab w:val="right" w:leader="dot" w:pos="9345"/>
         </w:tabs>
@@ -1294,7 +1294,7 @@
       <w:hyperlink w:anchor="_Toc240394474" w:history="1">
         <w:r>
           <w:rPr>
-            <w:rStyle w:val="Hyperlink"/>
+            <w:rStyle w:val="ae"/>
             <w:noProof/>
           </w:rPr>
           <w:t>3.4 Общие технические требования к АС</w:t>
@@ -1351,7 +1351,7 @@
     </w:p>
     <w:p>
       <w:pPr>
-        <w:pStyle w:val="TOC1"/>
+        <w:pStyle w:val="11"/>
         <w:tabs>
           <w:tab w:val="right" w:leader="dot" w:pos="9345"/>
         </w:tabs>
@@ -1368,7 +1368,7 @@
       <w:hyperlink w:anchor="_Toc240394475" w:history="1">
         <w:r>
           <w:rPr>
-            <w:rStyle w:val="Hyperlink"/>
+            <w:rStyle w:val="ae"/>
             <w:rFonts w:eastAsia="SimSun"/>
             <w:bCs/>
             <w:noProof/>
@@ -1428,7 +1428,7 @@
     </w:p>
     <w:p>
       <w:pPr>
-        <w:pStyle w:val="TOC2"/>
+        <w:pStyle w:val="23"/>
         <w:tabs>
           <w:tab w:val="right" w:leader="dot" w:pos="9345"/>
         </w:tabs>
@@ -1445,7 +1445,7 @@
       <w:hyperlink w:anchor="_Toc240394476" w:history="1">
         <w:r>
           <w:rPr>
-            <w:rStyle w:val="Hyperlink"/>
+            <w:rStyle w:val="ae"/>
             <w:rFonts w:eastAsia="SimSun"/>
             <w:noProof/>
             <w:lang w:eastAsia="zh-CN"/>
@@ -1454,7 +1454,7 @@
         </w:r>
         <w:r>
           <w:rPr>
-            <w:rStyle w:val="Hyperlink"/>
+            <w:rStyle w:val="ae"/>
             <w:rFonts w:eastAsia="SimSun"/>
             <w:noProof/>
             <w:lang w:val="en-US" w:eastAsia="zh-CN"/>
@@ -1463,7 +1463,7 @@
         </w:r>
         <w:r>
           <w:rPr>
-            <w:rStyle w:val="Hyperlink"/>
+            <w:rStyle w:val="ae"/>
             <w:rFonts w:eastAsia="SimSun"/>
             <w:noProof/>
             <w:lang w:eastAsia="zh-CN"/>
@@ -1522,7 +1522,7 @@
     </w:p>
     <w:p>
       <w:pPr>
-        <w:pStyle w:val="TOC1"/>
+        <w:pStyle w:val="11"/>
         <w:tabs>
           <w:tab w:val="right" w:leader="dot" w:pos="9345"/>
         </w:tabs>
@@ -1539,7 +1539,7 @@
       <w:hyperlink w:anchor="_Toc240394477" w:history="1">
         <w:r>
           <w:rPr>
-            <w:rStyle w:val="Hyperlink"/>
+            <w:rStyle w:val="ae"/>
             <w:noProof/>
           </w:rPr>
           <w:t>5 ПОРЯДОК РАЗРАБОТКИ АВТОМАТИЗИРОВАННОЙ СИСТЕМЫ</w:t>
@@ -1596,7 +1596,7 @@
     </w:p>
     <w:p>
       <w:pPr>
-        <w:pStyle w:val="TOC2"/>
+        <w:pStyle w:val="23"/>
         <w:tabs>
           <w:tab w:val="right" w:leader="dot" w:pos="9345"/>
         </w:tabs>
@@ -1613,7 +1613,7 @@
       <w:hyperlink w:anchor="_Toc240394478" w:history="1">
         <w:r>
           <w:rPr>
-            <w:rStyle w:val="Hyperlink"/>
+            <w:rStyle w:val="ae"/>
             <w:noProof/>
           </w:rPr>
           <w:t>5.1 Порядок организации разработки АС</w:t>
@@ -1670,7 +1670,7 @@
     </w:p>
     <w:p>
       <w:pPr>
-        <w:pStyle w:val="TOC2"/>
+        <w:pStyle w:val="23"/>
         <w:tabs>
           <w:tab w:val="right" w:leader="dot" w:pos="9345"/>
         </w:tabs>
@@ -1687,7 +1687,7 @@
       <w:hyperlink w:anchor="_Toc240394479" w:history="1">
         <w:r>
           <w:rPr>
-            <w:rStyle w:val="Hyperlink"/>
+            <w:rStyle w:val="ae"/>
             <w:noProof/>
           </w:rPr>
           <w:t>5.2 Перечень документов и исходных данных для разработки АС</w:t>
@@ -1744,7 +1744,7 @@
     </w:p>
     <w:p>
       <w:pPr>
-        <w:pStyle w:val="TOC2"/>
+        <w:pStyle w:val="23"/>
         <w:tabs>
           <w:tab w:val="right" w:leader="dot" w:pos="9345"/>
         </w:tabs>
@@ -1761,7 +1761,7 @@
       <w:hyperlink w:anchor="_Toc240394480" w:history="1">
         <w:r>
           <w:rPr>
-            <w:rStyle w:val="Hyperlink"/>
+            <w:rStyle w:val="ae"/>
             <w:noProof/>
           </w:rPr>
           <w:t>5.3 Перечень документов, предъявляемых по окончании соответствующих этапов работ</w:t>
@@ -1818,7 +1818,7 @@
     </w:p>
     <w:p>
       <w:pPr>
-        <w:pStyle w:val="TOC1"/>
+        <w:pStyle w:val="11"/>
         <w:tabs>
           <w:tab w:val="right" w:leader="dot" w:pos="9345"/>
         </w:tabs>
@@ -1835,7 +1835,7 @@
       <w:hyperlink w:anchor="_Toc240394481" w:history="1">
         <w:r>
           <w:rPr>
-            <w:rStyle w:val="Hyperlink"/>
+            <w:rStyle w:val="ae"/>
             <w:noProof/>
           </w:rPr>
           <w:t>6 ПОРЯДОК КОНТРОЛЯ И ПРИЕМКИ АВТОМАТИЗИРОВАННОЙ СИСТЕМЫ</w:t>
@@ -1892,7 +1892,7 @@
     </w:p>
     <w:p>
       <w:pPr>
-        <w:pStyle w:val="TOC2"/>
+        <w:pStyle w:val="23"/>
         <w:tabs>
           <w:tab w:val="right" w:leader="dot" w:pos="9345"/>
         </w:tabs>
@@ -1909,7 +1909,7 @@
       <w:hyperlink w:anchor="_Toc240394482" w:history="1">
         <w:r>
           <w:rPr>
-            <w:rStyle w:val="Hyperlink"/>
+            <w:rStyle w:val="ae"/>
             <w:noProof/>
           </w:rPr>
           <w:t>6.1 Виды, состав и методы испытаний АС и ее составных частей</w:t>
@@ -1966,7 +1966,7 @@
     </w:p>
     <w:p>
       <w:pPr>
-        <w:pStyle w:val="TOC2"/>
+        <w:pStyle w:val="23"/>
         <w:tabs>
           <w:tab w:val="right" w:leader="dot" w:pos="9345"/>
         </w:tabs>
@@ -1983,7 +1983,7 @@
       <w:hyperlink w:anchor="_Toc240394483" w:history="1">
         <w:r>
           <w:rPr>
-            <w:rStyle w:val="Hyperlink"/>
+            <w:rStyle w:val="ae"/>
             <w:noProof/>
           </w:rPr>
           <w:t>6.2 Общие требования к приёмке работ по стадиям</w:t>
@@ -2040,7 +2040,7 @@
     </w:p>
     <w:p>
       <w:pPr>
-        <w:pStyle w:val="TOC1"/>
+        <w:pStyle w:val="11"/>
         <w:tabs>
           <w:tab w:val="right" w:leader="dot" w:pos="9345"/>
         </w:tabs>
@@ -2057,7 +2057,7 @@
       <w:hyperlink w:anchor="_Toc240394484" w:history="1">
         <w:r>
           <w:rPr>
-            <w:rStyle w:val="Hyperlink"/>
+            <w:rStyle w:val="ae"/>
             <w:noProof/>
           </w:rPr>
           <w:t>7 ТРЕБОВАНИЯ К ДОКУМЕНТИРОВАНИЮ</w:t>
@@ -2114,7 +2114,7 @@
     </w:p>
     <w:p>
       <w:pPr>
-        <w:pStyle w:val="TOC2"/>
+        <w:pStyle w:val="23"/>
         <w:tabs>
           <w:tab w:val="right" w:leader="dot" w:pos="9345"/>
         </w:tabs>
@@ -2131,7 +2131,7 @@
       <w:hyperlink w:anchor="_Toc240394485" w:history="1">
         <w:r>
           <w:rPr>
-            <w:rStyle w:val="Hyperlink"/>
+            <w:rStyle w:val="ae"/>
             <w:noProof/>
           </w:rPr>
           <w:t>7.1 Перечень подлежащих разработке документов</w:t>
@@ -2188,7 +2188,7 @@
     </w:p>
     <w:p>
       <w:pPr>
-        <w:pStyle w:val="TOC2"/>
+        <w:pStyle w:val="23"/>
         <w:tabs>
           <w:tab w:val="right" w:leader="dot" w:pos="9345"/>
         </w:tabs>
@@ -2205,7 +2205,7 @@
       <w:hyperlink w:anchor="_Toc240394486" w:history="1">
         <w:r>
           <w:rPr>
-            <w:rStyle w:val="Hyperlink"/>
+            <w:rStyle w:val="ae"/>
             <w:noProof/>
           </w:rPr>
           <w:t>7.2 Вид представления и количество документов</w:t>
@@ -2262,7 +2262,7 @@
     </w:p>
     <w:p>
       <w:pPr>
-        <w:pStyle w:val="TOC2"/>
+        <w:pStyle w:val="23"/>
         <w:tabs>
           <w:tab w:val="right" w:leader="dot" w:pos="9345"/>
         </w:tabs>
@@ -2279,7 +2279,7 @@
       <w:hyperlink w:anchor="_Toc240394487" w:history="1">
         <w:r>
           <w:rPr>
-            <w:rStyle w:val="Hyperlink"/>
+            <w:rStyle w:val="ae"/>
             <w:noProof/>
           </w:rPr>
           <w:t>7.3 Требования по использованию ЕСКД и ЕСПД при разработке документов</w:t>
@@ -2336,7 +2336,7 @@
     </w:p>
     <w:p>
       <w:pPr>
-        <w:pStyle w:val="TOC1"/>
+        <w:pStyle w:val="11"/>
         <w:tabs>
           <w:tab w:val="right" w:leader="dot" w:pos="9345"/>
         </w:tabs>
@@ -2353,7 +2353,7 @@
       <w:hyperlink w:anchor="_Toc240394488" w:history="1">
         <w:r>
           <w:rPr>
-            <w:rStyle w:val="Hyperlink"/>
+            <w:rStyle w:val="ae"/>
             <w:noProof/>
           </w:rPr>
           <w:t>8 ИСТОЧНИКИ РАЗРАБОТКИ</w:t>
@@ -2807,7 +2807,7 @@
     </w:p>
     <w:p>
       <w:pPr>
-        <w:pStyle w:val="Heading2"/>
+        <w:pStyle w:val="2"/>
         <w:rPr>
           <w:rFonts w:eastAsia="SimSun"/>
           <w:b w:val="0"/>
@@ -2915,7 +2915,7 @@
     </w:p>
     <w:p>
       <w:pPr>
-        <w:pStyle w:val="Heading1"/>
+        <w:pStyle w:val="1"/>
         <w:rPr>
           <w:b w:val="0"/>
           <w:bCs/>
@@ -2936,7 +2936,7 @@
     <w:p/>
     <w:p>
       <w:pPr>
-        <w:pStyle w:val="Heading2"/>
+        <w:pStyle w:val="2"/>
       </w:pPr>
       <w:bookmarkStart w:id="16" w:name="_Toc178595978"/>
       <w:bookmarkStart w:id="17" w:name="_Toc240394468"/>
@@ -2992,7 +2992,7 @@
     <w:p/>
     <w:p>
       <w:pPr>
-        <w:pStyle w:val="Heading2"/>
+        <w:pStyle w:val="2"/>
       </w:pPr>
       <w:bookmarkStart w:id="18" w:name="_Toc178595979"/>
       <w:bookmarkStart w:id="19" w:name="_Toc240394469"/>
@@ -3026,6 +3026,9 @@
         <w:jc w:val="center"/>
       </w:pPr>
       <w:r>
+        <w:rPr>
+          <w:noProof/>
+        </w:rPr>
         <w:drawing>
           <wp:inline distT="0" distB="0" distL="0" distR="0" wp14:anchorId="70258949" wp14:editId="0BCD4784">
             <wp:extent cx="5208769" cy="3668233"/>
@@ -3097,7 +3100,7 @@
     <w:p/>
     <w:p>
       <w:pPr>
-        <w:pStyle w:val="Heading2"/>
+        <w:pStyle w:val="2"/>
       </w:pPr>
       <w:bookmarkStart w:id="21" w:name="_Toc240394471"/>
       <w:r>
@@ -3258,7 +3261,20 @@
         <w:t>длина основания держателя</w:t>
       </w:r>
       <w:r>
-        <w:t>, мм (например,</w:t>
+        <w:t>, мм (</w:t>
+      </w:r>
+      <w:commentRangeStart w:id="22"/>
+      <w:r>
+        <w:t>например,</w:t>
+      </w:r>
+      <w:commentRangeEnd w:id="22"/>
+      <w:r>
+        <w:rPr>
+          <w:rStyle w:val="af1"/>
+          <w:sz w:val="28"/>
+          <w:szCs w:val="22"/>
+        </w:rPr>
+        <w:commentReference w:id="22"/>
       </w:r>
       <w:r>
         <w:t xml:space="preserve"> </w:t>
@@ -3991,13 +4007,13 @@
     <w:p/>
     <w:p>
       <w:pPr>
-        <w:pStyle w:val="Heading2"/>
-      </w:pPr>
-      <w:bookmarkStart w:id="22" w:name="_Toc240394472"/>
+        <w:pStyle w:val="2"/>
+      </w:pPr>
+      <w:bookmarkStart w:id="23" w:name="_Toc240394472"/>
       <w:r>
         <w:t>3.2 Требования к функциям (задачам), выполняемым АС</w:t>
       </w:r>
-      <w:bookmarkEnd w:id="22"/>
+      <w:bookmarkEnd w:id="23"/>
     </w:p>
     <w:p/>
     <w:p>
@@ -4180,13 +4196,13 @@
     <w:p/>
     <w:p>
       <w:pPr>
-        <w:pStyle w:val="Heading2"/>
-      </w:pPr>
-      <w:bookmarkStart w:id="23" w:name="_Toc240394473"/>
+        <w:pStyle w:val="2"/>
+      </w:pPr>
+      <w:bookmarkStart w:id="24" w:name="_Toc240394473"/>
       <w:r>
         <w:t>3.3 Требования к видам обеспечения АС</w:t>
       </w:r>
-      <w:bookmarkEnd w:id="23"/>
+      <w:bookmarkEnd w:id="24"/>
     </w:p>
     <w:p/>
     <w:p>
@@ -4463,13 +4479,13 @@
     <w:p/>
     <w:p>
       <w:pPr>
-        <w:pStyle w:val="Heading2"/>
-      </w:pPr>
-      <w:bookmarkStart w:id="24" w:name="_Toc240394474"/>
+        <w:pStyle w:val="2"/>
+      </w:pPr>
+      <w:bookmarkStart w:id="25" w:name="_Toc240394474"/>
       <w:r>
         <w:t>3.4 Общие технические требования к АС</w:t>
       </w:r>
-      <w:bookmarkEnd w:id="24"/>
+      <w:bookmarkEnd w:id="25"/>
     </w:p>
     <w:p/>
     <w:p>
@@ -4484,7 +4500,7 @@
     </w:p>
     <w:p>
       <w:pPr>
-        <w:pStyle w:val="Heading1"/>
+        <w:pStyle w:val="1"/>
         <w:rPr>
           <w:rFonts w:eastAsia="SimSun" w:cs="Times New Roman"/>
           <w:bCs/>
@@ -4493,8 +4509,8 @@
           <w:lang w:eastAsia="zh-CN"/>
         </w:rPr>
       </w:pPr>
-      <w:bookmarkStart w:id="25" w:name="_Toc178595985"/>
-      <w:bookmarkStart w:id="26" w:name="_Toc240394475"/>
+      <w:bookmarkStart w:id="26" w:name="_Toc178595985"/>
+      <w:bookmarkStart w:id="27" w:name="_Toc240394475"/>
       <w:r>
         <w:rPr>
           <w:rFonts w:eastAsia="SimSun" w:cs="Times New Roman"/>
@@ -4506,8 +4522,8 @@
         <w:lastRenderedPageBreak/>
         <w:t>4 СОСТАВ И СОДЕРЖАНИЕ РАБОТ ПО СОЗДАНИЮ АВТОМАТИЗИРОВАННОЙ СИСТЕМЫ</w:t>
       </w:r>
-      <w:bookmarkEnd w:id="25"/>
       <w:bookmarkEnd w:id="26"/>
+      <w:bookmarkEnd w:id="27"/>
     </w:p>
     <w:p>
       <w:pPr>
@@ -4599,7 +4615,7 @@
           <w:lang w:eastAsia="zh-CN"/>
         </w:rPr>
       </w:pPr>
-      <w:bookmarkStart w:id="27" w:name="_Toc240394476"/>
+      <w:bookmarkStart w:id="28" w:name="_Toc240394476"/>
       <w:r>
         <w:rPr>
           <w:rFonts w:eastAsia="SimSun"/>
@@ -4656,11 +4672,11 @@
         </w:rPr>
         <w:t>».</w:t>
       </w:r>
-      <w:bookmarkEnd w:id="27"/>
+      <w:bookmarkEnd w:id="28"/>
     </w:p>
     <w:tbl>
       <w:tblPr>
-        <w:tblStyle w:val="TableGrid"/>
+        <w:tblStyle w:val="af2"/>
         <w:tblW w:w="9072" w:type="dxa"/>
         <w:tblInd w:w="250" w:type="dxa"/>
         <w:tblBorders>
@@ -5915,14 +5931,14 @@
     </w:p>
     <w:p>
       <w:pPr>
-        <w:pStyle w:val="Heading1"/>
-      </w:pPr>
-      <w:bookmarkStart w:id="28" w:name="_Toc240394477"/>
+        <w:pStyle w:val="1"/>
+      </w:pPr>
+      <w:bookmarkStart w:id="29" w:name="_Toc240394477"/>
       <w:r>
         <w:lastRenderedPageBreak/>
         <w:t>5 ПОРЯДОК РАЗРАБОТКИ АВТОМАТИЗИРОВАННОЙ СИСТЕМЫ</w:t>
       </w:r>
-      <w:bookmarkEnd w:id="28"/>
+      <w:bookmarkEnd w:id="29"/>
     </w:p>
     <w:p>
       <w:pPr>
@@ -5935,13 +5951,13 @@
     </w:p>
     <w:p>
       <w:pPr>
-        <w:pStyle w:val="Heading2"/>
-      </w:pPr>
-      <w:bookmarkStart w:id="29" w:name="_Toc240394478"/>
+        <w:pStyle w:val="2"/>
+      </w:pPr>
+      <w:bookmarkStart w:id="30" w:name="_Toc240394478"/>
       <w:r>
         <w:t>5.1 Порядок организации разработки АС</w:t>
       </w:r>
-      <w:bookmarkEnd w:id="29"/>
+      <w:bookmarkEnd w:id="30"/>
     </w:p>
     <w:p>
       <w:pPr>
@@ -5960,13 +5976,13 @@
     </w:p>
     <w:p>
       <w:pPr>
-        <w:pStyle w:val="Heading2"/>
-      </w:pPr>
-      <w:bookmarkStart w:id="30" w:name="_Toc240394479"/>
+        <w:pStyle w:val="2"/>
+      </w:pPr>
+      <w:bookmarkStart w:id="31" w:name="_Toc240394479"/>
       <w:r>
         <w:t>5.2 Перечень документов и исходных данных для разработки АС</w:t>
       </w:r>
-      <w:bookmarkEnd w:id="30"/>
+      <w:bookmarkEnd w:id="31"/>
     </w:p>
     <w:p>
       <w:pPr>
@@ -6039,13 +6055,13 @@
     <w:p/>
     <w:p>
       <w:pPr>
-        <w:pStyle w:val="Heading2"/>
-      </w:pPr>
-      <w:bookmarkStart w:id="31" w:name="_Toc240394480"/>
+        <w:pStyle w:val="2"/>
+      </w:pPr>
+      <w:bookmarkStart w:id="32" w:name="_Toc240394480"/>
       <w:r>
         <w:t>5.3 Перечень документов, предъявляемых по окончании соответствующих этапов работ</w:t>
       </w:r>
-      <w:bookmarkEnd w:id="31"/>
+      <w:bookmarkEnd w:id="32"/>
     </w:p>
     <w:p>
       <w:pPr>
@@ -6084,25 +6100,25 @@
     </w:p>
     <w:p>
       <w:pPr>
-        <w:pStyle w:val="Heading1"/>
-      </w:pPr>
-      <w:bookmarkStart w:id="32" w:name="_Toc240394481"/>
+        <w:pStyle w:val="1"/>
+      </w:pPr>
+      <w:bookmarkStart w:id="33" w:name="_Toc240394481"/>
       <w:r>
         <w:lastRenderedPageBreak/>
         <w:t>6 ПОРЯДОК КОНТРОЛЯ И ПРИЕМКИ АВТОМАТИЗИРОВАННОЙ СИСТЕМЫ</w:t>
       </w:r>
-      <w:bookmarkEnd w:id="32"/>
+      <w:bookmarkEnd w:id="33"/>
     </w:p>
     <w:p/>
     <w:p>
       <w:pPr>
-        <w:pStyle w:val="Heading2"/>
-      </w:pPr>
-      <w:bookmarkStart w:id="33" w:name="_Toc240394482"/>
+        <w:pStyle w:val="2"/>
+      </w:pPr>
+      <w:bookmarkStart w:id="34" w:name="_Toc240394482"/>
       <w:r>
         <w:t>6.1 Виды, состав и методы испытаний АС и ее составных частей</w:t>
       </w:r>
-      <w:bookmarkEnd w:id="33"/>
+      <w:bookmarkEnd w:id="34"/>
     </w:p>
     <w:p/>
     <w:p>
@@ -6162,13 +6178,13 @@
     <w:p/>
     <w:p>
       <w:pPr>
-        <w:pStyle w:val="Heading2"/>
-      </w:pPr>
-      <w:bookmarkStart w:id="34" w:name="_Toc240394483"/>
+        <w:pStyle w:val="2"/>
+      </w:pPr>
+      <w:bookmarkStart w:id="35" w:name="_Toc240394483"/>
       <w:r>
         <w:t>6.2 Общие требования к приёмке работ по стадиям</w:t>
       </w:r>
-      <w:bookmarkEnd w:id="34"/>
+      <w:bookmarkEnd w:id="35"/>
     </w:p>
     <w:p>
       <w:pPr>
@@ -6216,23 +6232,20 @@
       <w:r>
         <w:t>Комплектность передаваемой отчётной документации подлежит проверке Заказчиком.</w:t>
       </w:r>
-    </w:p>
-    <w:p>
-      <w:r>
-        <w:lastRenderedPageBreak/>
+      <w:r>
         <w:br w:type="page"/>
       </w:r>
     </w:p>
     <w:p>
       <w:pPr>
-        <w:pStyle w:val="Heading1"/>
-      </w:pPr>
-      <w:bookmarkStart w:id="35" w:name="_Toc240394484"/>
+        <w:pStyle w:val="1"/>
+      </w:pPr>
+      <w:bookmarkStart w:id="36" w:name="_Toc240394484"/>
       <w:r>
         <w:lastRenderedPageBreak/>
         <w:t>7 ТРЕБОВАНИЯ К ДОКУМЕНТИРОВАНИЮ</w:t>
       </w:r>
-      <w:bookmarkEnd w:id="35"/>
+      <w:bookmarkEnd w:id="36"/>
     </w:p>
     <w:p/>
     <w:p>
@@ -6249,13 +6262,13 @@
     <w:p/>
     <w:p>
       <w:pPr>
-        <w:pStyle w:val="Heading2"/>
-      </w:pPr>
-      <w:bookmarkStart w:id="36" w:name="_Toc240394485"/>
+        <w:pStyle w:val="2"/>
+      </w:pPr>
+      <w:bookmarkStart w:id="37" w:name="_Toc240394485"/>
       <w:r>
         <w:t>7.1 Перечень подлежащих разработке документов</w:t>
       </w:r>
-      <w:bookmarkEnd w:id="36"/>
+      <w:bookmarkEnd w:id="37"/>
     </w:p>
     <w:p/>
     <w:p>
@@ -6266,13 +6279,13 @@
     <w:p/>
     <w:p>
       <w:pPr>
-        <w:pStyle w:val="Heading2"/>
-      </w:pPr>
-      <w:bookmarkStart w:id="37" w:name="_Toc240394486"/>
+        <w:pStyle w:val="2"/>
+      </w:pPr>
+      <w:bookmarkStart w:id="38" w:name="_Toc240394486"/>
       <w:r>
         <w:t>7.2 Вид представления и количество документов</w:t>
       </w:r>
-      <w:bookmarkEnd w:id="37"/>
+      <w:bookmarkEnd w:id="38"/>
     </w:p>
     <w:p/>
     <w:p>
@@ -6330,13 +6343,13 @@
     <w:p/>
     <w:p>
       <w:pPr>
-        <w:pStyle w:val="Heading2"/>
-      </w:pPr>
-      <w:bookmarkStart w:id="38" w:name="_Toc240394487"/>
+        <w:pStyle w:val="2"/>
+      </w:pPr>
+      <w:bookmarkStart w:id="39" w:name="_Toc240394487"/>
       <w:r>
         <w:t>7.3 Требования по использованию ЕСКД и ЕСПД при разработке документов</w:t>
       </w:r>
-      <w:bookmarkEnd w:id="38"/>
+      <w:bookmarkEnd w:id="39"/>
     </w:p>
     <w:p/>
     <w:p>
@@ -6392,14 +6405,14 @@
     </w:p>
     <w:p>
       <w:pPr>
-        <w:pStyle w:val="Heading1"/>
-      </w:pPr>
-      <w:bookmarkStart w:id="39" w:name="_Toc240394488"/>
+        <w:pStyle w:val="1"/>
+      </w:pPr>
+      <w:bookmarkStart w:id="40" w:name="_Toc240394488"/>
       <w:r>
         <w:lastRenderedPageBreak/>
         <w:t>8 ИСТОЧНИКИ РАЗРАБОТКИ</w:t>
       </w:r>
-      <w:bookmarkEnd w:id="39"/>
+      <w:bookmarkEnd w:id="40"/>
     </w:p>
     <w:p/>
     <w:p>
@@ -6499,6 +6512,48 @@
     </w:sectPr>
   </w:body>
 </w:document>
+</file>
+
+<file path=word/comments.xml><?xml version="1.0" encoding="utf-8"?>
+<w:comments xmlns:wpc="http://schemas.microsoft.com/office/word/2010/wordprocessingCanvas" xmlns:cx="http://schemas.microsoft.com/office/drawing/2014/chartex" xmlns:cx1="http://schemas.microsoft.com/office/drawing/2015/9/8/chartex" xmlns:cx2="http://schemas.microsoft.com/office/drawing/2015/10/21/chartex" xmlns:cx3="http://schemas.microsoft.com/office/drawing/2016/5/9/chartex" xmlns:cx4="http://schemas.microsoft.com/office/drawing/2016/5/10/chartex" xmlns:cx5="http://schemas.microsoft.com/office/drawing/2016/5/11/chartex" xmlns:cx6="http://schemas.microsoft.com/office/drawing/2016/5/12/chartex" xmlns:cx7="http://schemas.microsoft.com/office/drawing/2016/5/13/chartex" xmlns:cx8="http://schemas.microsoft.com/office/drawing/2016/5/14/chartex" xmlns:mc="http://schemas.openxmlformats.org/markup-compatibility/2006" xmlns:aink="http://schemas.microsoft.com/office/drawing/2016/ink" xmlns:am3d="http://schemas.microsoft.com/office/drawing/2017/model3d" xmlns:o="urn:schemas-microsoft-com:office:office" xmlns:oel="http://schemas.microsoft.com/office/2019/extlst" xmlns:r="http://schemas.openxmlformats.org/officeDocument/2006/relationships" xmlns:m="http://schemas.openxmlformats.org/officeDocument/2006/math" xmlns:v="urn:schemas-microsoft-com:vml" xmlns:wp14="http://schemas.microsoft.com/office/word/2010/wordprocessingDrawing" xmlns:wp="http://schemas.openxmlformats.org/drawingml/2006/wordprocessingDrawing" xmlns:w10="urn:schemas-microsoft-com:office:word" xmlns:w="http://schemas.openxmlformats.org/wordprocessingml/2006/main" xmlns:w14="http://schemas.microsoft.com/office/word/2010/wordml" xmlns:w15="http://schemas.microsoft.com/office/word/2012/wordml" xmlns:w16cex="http://schemas.microsoft.com/office/word/2018/wordml/cex" xmlns:w16cid="http://schemas.microsoft.com/office/word/2016/wordml/cid" xmlns:w16="http://schemas.microsoft.com/office/word/2018/wordml" xmlns:w16du="http://schemas.microsoft.com/office/word/2023/wordml/word16du" xmlns:w16sdtdh="http://schemas.microsoft.com/office/word/2020/wordml/sdtdatahash" xmlns:w16sdtfl="http://schemas.microsoft.com/office/word/2024/wordml/sdtformatlock" xmlns:w16se="http://schemas.microsoft.com/office/word/2015/wordml/symex" xmlns:wpg="http://schemas.microsoft.com/office/word/2010/wordprocessingGroup" xmlns:wpi="http://schemas.microsoft.com/office/word/2010/wordprocessingInk" xmlns:wne="http://schemas.microsoft.com/office/word/2006/wordml" xmlns:wps="http://schemas.microsoft.com/office/word/2010/wordprocessingShape" mc:Ignorable="w14 w15 w16se w16cid w16 w16cex w16sdtdh w16sdtfl w16du wp14">
+  <w:comment w:id="22" w:author="Kalentyev Alexey" w:date="2026-09-16T11:20:00Z" w:initials="KA">
+    <w:p>
+      <w:pPr>
+        <w:pStyle w:val="af"/>
+      </w:pPr>
+      <w:r>
+        <w:rPr>
+          <w:rStyle w:val="af1"/>
+        </w:rPr>
+        <w:annotationRef/>
+      </w:r>
+      <w:r>
+        <w:rPr>
+          <w:lang w:val="ru-RU"/>
+        </w:rPr>
+        <w:t>Как будто лишнее слово.</w:t>
+      </w:r>
+    </w:p>
+  </w:comment>
+</w:comments>
+</file>
+
+<file path=word/commentsExtended.xml><?xml version="1.0" encoding="utf-8"?>
+<w15:commentsEx xmlns:wpc="http://schemas.microsoft.com/office/word/2010/wordprocessingCanvas" xmlns:cx="http://schemas.microsoft.com/office/drawing/2014/chartex" xmlns:cx1="http://schemas.microsoft.com/office/drawing/2015/9/8/chartex" xmlns:cx2="http://schemas.microsoft.com/office/drawing/2015/10/21/chartex" xmlns:cx3="http://schemas.microsoft.com/office/drawing/2016/5/9/chartex" xmlns:cx4="http://schemas.microsoft.com/office/drawing/2016/5/10/chartex" xmlns:cx5="http://schemas.microsoft.com/office/drawing/2016/5/11/chartex" xmlns:cx6="http://schemas.microsoft.com/office/drawing/2016/5/12/chartex" xmlns:cx7="http://schemas.microsoft.com/office/drawing/2016/5/13/chartex" xmlns:cx8="http://schemas.microsoft.com/office/drawing/2016/5/14/chartex" xmlns:mc="http://schemas.openxmlformats.org/markup-compatibility/2006" xmlns:aink="http://schemas.microsoft.com/office/drawing/2016/ink" xmlns:am3d="http://schemas.microsoft.com/office/drawing/2017/model3d" xmlns:o="urn:schemas-microsoft-com:office:office" xmlns:oel="http://schemas.microsoft.com/office/2019/extlst" xmlns:r="http://schemas.openxmlformats.org/officeDocument/2006/relationships" xmlns:m="http://schemas.openxmlformats.org/officeDocument/2006/math" xmlns:v="urn:schemas-microsoft-com:vml" xmlns:wp14="http://schemas.microsoft.com/office/word/2010/wordprocessingDrawing" xmlns:wp="http://schemas.openxmlformats.org/drawingml/2006/wordprocessingDrawing" xmlns:w10="urn:schemas-microsoft-com:office:word" xmlns:w="http://schemas.openxmlformats.org/wordprocessingml/2006/main" xmlns:w14="http://schemas.microsoft.com/office/word/2010/wordml" xmlns:w15="http://schemas.microsoft.com/office/word/2012/wordml" xmlns:w16cex="http://schemas.microsoft.com/office/word/2018/wordml/cex" xmlns:w16cid="http://schemas.microsoft.com/office/word/2016/wordml/cid" xmlns:w16="http://schemas.microsoft.com/office/word/2018/wordml" xmlns:w16du="http://schemas.microsoft.com/office/word/2023/wordml/word16du" xmlns:w16sdtdh="http://schemas.microsoft.com/office/word/2020/wordml/sdtdatahash" xmlns:w16sdtfl="http://schemas.microsoft.com/office/word/2024/wordml/sdtformatlock" xmlns:w16se="http://schemas.microsoft.com/office/word/2015/wordml/symex" xmlns:wpg="http://schemas.microsoft.com/office/word/2010/wordprocessingGroup" xmlns:wpi="http://schemas.microsoft.com/office/word/2010/wordprocessingInk" xmlns:wne="http://schemas.microsoft.com/office/word/2006/wordml" xmlns:wps="http://schemas.microsoft.com/office/word/2010/wordprocessingShape" mc:Ignorable="w14 w15 w16se w16cid w16 w16cex w16sdtdh w16sdtfl w16du wp14">
+  <w15:commentEx w15:paraId="5EF38FF3" w15:done="0"/>
+</w15:commentsEx>
+</file>
+
+<file path=word/commentsExtensible.xml><?xml version="1.0" encoding="utf-8"?>
+<w16cex:commentsExtensible xmlns:wpc="http://schemas.microsoft.com/office/word/2010/wordprocessingCanvas" xmlns:cx="http://schemas.microsoft.com/office/drawing/2014/chartex" xmlns:cx1="http://schemas.microsoft.com/office/drawing/2015/9/8/chartex" xmlns:cx2="http://schemas.microsoft.com/office/drawing/2015/10/21/chartex" xmlns:cx3="http://schemas.microsoft.com/office/drawing/2016/5/9/chartex" xmlns:cx4="http://schemas.microsoft.com/office/drawing/2016/5/10/chartex" xmlns:cx5="http://schemas.microsoft.com/office/drawing/2016/5/11/chartex" xmlns:cx6="http://schemas.microsoft.com/office/drawing/2016/5/12/chartex" xmlns:cx7="http://schemas.microsoft.com/office/drawing/2016/5/13/chartex" xmlns:cx8="http://schemas.microsoft.com/office/drawing/2016/5/14/chartex" xmlns:cr="http://schemas.microsoft.com/office/comments/2020/reactions" xmlns:mc="http://schemas.openxmlformats.org/markup-compatibility/2006" xmlns:aink="http://schemas.microsoft.com/office/drawing/2016/ink" xmlns:am3d="http://schemas.microsoft.com/office/drawing/2017/model3d" xmlns:o="urn:schemas-microsoft-com:office:office" xmlns:oel="http://schemas.microsoft.com/office/2019/extlst" xmlns:r="http://schemas.openxmlformats.org/officeDocument/2006/relationships" xmlns:m="http://schemas.openxmlformats.org/officeDocument/2006/math" xmlns:v="urn:schemas-microsoft-com:vml" xmlns:wp14="http://schemas.microsoft.com/office/word/2010/wordprocessingDrawing" xmlns:wp="http://schemas.openxmlformats.org/drawingml/2006/wordprocessingDrawing" xmlns:w10="urn:schemas-microsoft-com:office:word" xmlns:w="http://schemas.openxmlformats.org/wordprocessingml/2006/main" xmlns:w14="http://schemas.microsoft.com/office/word/2010/wordml" xmlns:w15="http://schemas.microsoft.com/office/word/2012/wordml" xmlns:w16cex="http://schemas.microsoft.com/office/word/2018/wordml/cex" xmlns:w16cid="http://schemas.microsoft.com/office/word/2016/wordml/cid" xmlns:w16="http://schemas.microsoft.com/office/word/2018/wordml" xmlns:w16du="http://schemas.microsoft.com/office/word/2023/wordml/word16du" xmlns:w16sdtdh="http://schemas.microsoft.com/office/word/2020/wordml/sdtdatahash" xmlns:w16sdtfl="http://schemas.microsoft.com/office/word/2024/wordml/sdtformatlock" xmlns:w16se="http://schemas.microsoft.com/office/word/2015/wordml/symex" xmlns:wpg="http://schemas.microsoft.com/office/word/2010/wordprocessingGroup" xmlns:wpi="http://schemas.microsoft.com/office/word/2010/wordprocessingInk" xmlns:wne="http://schemas.microsoft.com/office/word/2006/wordml" xmlns:wps="http://schemas.microsoft.com/office/word/2010/wordprocessingShape" mc:Ignorable="w14 w15 w16se w16cid w16 w16cex w16sdtdh w16sdtfl cr w16du wp14">
+  <w16cex:commentExtensible w16cex:durableId="3DFEA218" w16cex:dateUtc="2026-09-16T04:20:00Z"/>
+</w16cex:commentsExtensible>
+</file>
+
+<file path=word/commentsIds.xml><?xml version="1.0" encoding="utf-8"?>
+<w16cid:commentsIds xmlns:wpc="http://schemas.microsoft.com/office/word/2010/wordprocessingCanvas" xmlns:cx="http://schemas.microsoft.com/office/drawing/2014/chartex" xmlns:cx1="http://schemas.microsoft.com/office/drawing/2015/9/8/chartex" xmlns:cx2="http://schemas.microsoft.com/office/drawing/2015/10/21/chartex" xmlns:cx3="http://schemas.microsoft.com/office/drawing/2016/5/9/chartex" xmlns:cx4="http://schemas.microsoft.com/office/drawing/2016/5/10/chartex" xmlns:cx5="http://schemas.microsoft.com/office/drawing/2016/5/11/chartex" xmlns:cx6="http://schemas.microsoft.com/office/drawing/2016/5/12/chartex" xmlns:cx7="http://schemas.microsoft.com/office/drawing/2016/5/13/chartex" xmlns:cx8="http://schemas.microsoft.com/office/drawing/2016/5/14/chartex" xmlns:mc="http://schemas.openxmlformats.org/markup-compatibility/2006" xmlns:aink="http://schemas.microsoft.com/office/drawing/2016/ink" xmlns:am3d="http://schemas.microsoft.com/office/drawing/2017/model3d" xmlns:o="urn:schemas-microsoft-com:office:office" xmlns:oel="http://schemas.microsoft.com/office/2019/extlst" xmlns:r="http://schemas.openxmlformats.org/officeDocument/2006/relationships" xmlns:m="http://schemas.openxmlformats.org/officeDocument/2006/math" xmlns:v="urn:schemas-microsoft-com:vml" xmlns:wp14="http://schemas.microsoft.com/office/word/2010/wordprocessingDrawing" xmlns:wp="http://schemas.openxmlformats.org/drawingml/2006/wordprocessingDrawing" xmlns:w10="urn:schemas-microsoft-com:office:word" xmlns:w="http://schemas.openxmlformats.org/wordprocessingml/2006/main" xmlns:w14="http://schemas.microsoft.com/office/word/2010/wordml" xmlns:w15="http://schemas.microsoft.com/office/word/2012/wordml" xmlns:w16cex="http://schemas.microsoft.com/office/word/2018/wordml/cex" xmlns:w16cid="http://schemas.microsoft.com/office/word/2016/wordml/cid" xmlns:w16="http://schemas.microsoft.com/office/word/2018/wordml" xmlns:w16du="http://schemas.microsoft.com/office/word/2023/wordml/word16du" xmlns:w16sdtdh="http://schemas.microsoft.com/office/word/2020/wordml/sdtdatahash" xmlns:w16sdtfl="http://schemas.microsoft.com/office/word/2024/wordml/sdtformatlock" xmlns:w16se="http://schemas.microsoft.com/office/word/2015/wordml/symex" xmlns:wpg="http://schemas.microsoft.com/office/word/2010/wordprocessingGroup" xmlns:wpi="http://schemas.microsoft.com/office/word/2010/wordprocessingInk" xmlns:wne="http://schemas.microsoft.com/office/word/2006/wordml" xmlns:wps="http://schemas.microsoft.com/office/word/2010/wordprocessingShape" mc:Ignorable="w14 w15 w16se w16cid w16 w16cex w16sdtdh w16sdtfl w16du wp14">
+  <w16cid:commentId w16cid:paraId="5EF38FF3" w16cid:durableId="3DFEA218"/>
+</w16cid:commentsIds>
 </file>
 
 <file path=word/numbering.xml><?xml version="1.0" encoding="utf-8"?>
@@ -7619,6 +7674,14 @@
     <w:abstractNumId w:val="3"/>
   </w:num>
 </w:numbering>
+</file>
+
+<file path=word/people.xml><?xml version="1.0" encoding="utf-8"?>
+<w15:people xmlns:wpc="http://schemas.microsoft.com/office/word/2010/wordprocessingCanvas" xmlns:cx="http://schemas.microsoft.com/office/drawing/2014/chartex" xmlns:cx1="http://schemas.microsoft.com/office/drawing/2015/9/8/chartex" xmlns:cx2="http://schemas.microsoft.com/office/drawing/2015/10/21/chartex" xmlns:cx3="http://schemas.microsoft.com/office/drawing/2016/5/9/chartex" xmlns:cx4="http://schemas.microsoft.com/office/drawing/2016/5/10/chartex" xmlns:cx5="http://schemas.microsoft.com/office/drawing/2016/5/11/chartex" xmlns:cx6="http://schemas.microsoft.com/office/drawing/2016/5/12/chartex" xmlns:cx7="http://schemas.microsoft.com/office/drawing/2016/5/13/chartex" xmlns:cx8="http://schemas.microsoft.com/office/drawing/2016/5/14/chartex" xmlns:mc="http://schemas.openxmlformats.org/markup-compatibility/2006" xmlns:aink="http://schemas.microsoft.com/office/drawing/2016/ink" xmlns:am3d="http://schemas.microsoft.com/office/drawing/2017/model3d" xmlns:o="urn:schemas-microsoft-com:office:office" xmlns:oel="http://schemas.microsoft.com/office/2019/extlst" xmlns:r="http://schemas.openxmlformats.org/officeDocument/2006/relationships" xmlns:m="http://schemas.openxmlformats.org/officeDocument/2006/math" xmlns:v="urn:schemas-microsoft-com:vml" xmlns:wp14="http://schemas.microsoft.com/office/word/2010/wordprocessingDrawing" xmlns:wp="http://schemas.openxmlformats.org/drawingml/2006/wordprocessingDrawing" xmlns:w10="urn:schemas-microsoft-com:office:word" xmlns:w="http://schemas.openxmlformats.org/wordprocessingml/2006/main" xmlns:w14="http://schemas.microsoft.com/office/word/2010/wordml" xmlns:w15="http://schemas.microsoft.com/office/word/2012/wordml" xmlns:w16cex="http://schemas.microsoft.com/office/word/2018/wordml/cex" xmlns:w16cid="http://schemas.microsoft.com/office/word/2016/wordml/cid" xmlns:w16="http://schemas.microsoft.com/office/word/2018/wordml" xmlns:w16du="http://schemas.microsoft.com/office/word/2023/wordml/word16du" xmlns:w16sdtdh="http://schemas.microsoft.com/office/word/2020/wordml/sdtdatahash" xmlns:w16sdtfl="http://schemas.microsoft.com/office/word/2024/wordml/sdtformatlock" xmlns:w16se="http://schemas.microsoft.com/office/word/2015/wordml/symex" xmlns:wpg="http://schemas.microsoft.com/office/word/2010/wordprocessingGroup" xmlns:wpi="http://schemas.microsoft.com/office/word/2010/wordprocessingInk" xmlns:wne="http://schemas.microsoft.com/office/word/2006/wordml" xmlns:wps="http://schemas.microsoft.com/office/word/2010/wordprocessingShape" mc:Ignorable="w14 w15 w16se w16cid w16 w16cex w16sdtdh w16sdtfl w16du wp14">
+  <w15:person w15:author="Kalentyev Alexey">
+    <w15:presenceInfo w15:providerId="Windows Live" w15:userId="da819b8650d7d997"/>
+  </w15:person>
+</w15:people>
 </file>
 
 <file path=word/styles.xml><?xml version="1.0" encoding="utf-8"?>
@@ -8020,7 +8083,7 @@
     <w:lsdException w:name="Unresolved Mention" w:semiHidden="1" w:unhideWhenUsed="1"/>
     <w:lsdException w:name="Smart Link" w:semiHidden="1" w:unhideWhenUsed="1"/>
   </w:latentStyles>
-  <w:style w:type="paragraph" w:default="1" w:styleId="Normal">
+  <w:style w:type="paragraph" w:default="1" w:styleId="a">
     <w:name w:val="Normal"/>
     <w:aliases w:val="OS_Tusur"/>
     <w:uiPriority w:val="1"/>
@@ -8034,11 +8097,11 @@
       <w14:ligatures w14:val="none"/>
     </w:rPr>
   </w:style>
-  <w:style w:type="paragraph" w:styleId="Heading1">
+  <w:style w:type="paragraph" w:styleId="1">
     <w:name w:val="heading 1"/>
-    <w:basedOn w:val="Normal"/>
-    <w:next w:val="Normal"/>
-    <w:link w:val="Heading1Char"/>
+    <w:basedOn w:val="a"/>
+    <w:next w:val="a"/>
+    <w:link w:val="10"/>
     <w:uiPriority w:val="9"/>
     <w:qFormat/>
     <w:rsid w:val="005F73FA"/>
@@ -8056,11 +8119,11 @@
       <w:szCs w:val="40"/>
     </w:rPr>
   </w:style>
-  <w:style w:type="paragraph" w:styleId="Heading2">
+  <w:style w:type="paragraph" w:styleId="2">
     <w:name w:val="heading 2"/>
-    <w:basedOn w:val="Normal"/>
-    <w:next w:val="Normal"/>
-    <w:link w:val="Heading2Char"/>
+    <w:basedOn w:val="a"/>
+    <w:next w:val="a"/>
+    <w:link w:val="20"/>
     <w:uiPriority w:val="9"/>
     <w:unhideWhenUsed/>
     <w:qFormat/>
@@ -8079,11 +8142,11 @@
       <w:szCs w:val="32"/>
     </w:rPr>
   </w:style>
-  <w:style w:type="paragraph" w:styleId="Heading3">
+  <w:style w:type="paragraph" w:styleId="3">
     <w:name w:val="heading 3"/>
-    <w:basedOn w:val="Normal"/>
-    <w:next w:val="Normal"/>
-    <w:link w:val="Heading3Char"/>
+    <w:basedOn w:val="a"/>
+    <w:next w:val="a"/>
+    <w:link w:val="30"/>
     <w:uiPriority w:val="9"/>
     <w:unhideWhenUsed/>
     <w:qFormat/>
@@ -8100,11 +8163,11 @@
       <w:szCs w:val="28"/>
     </w:rPr>
   </w:style>
-  <w:style w:type="paragraph" w:styleId="Heading4">
+  <w:style w:type="paragraph" w:styleId="4">
     <w:name w:val="heading 4"/>
-    <w:basedOn w:val="Normal"/>
-    <w:next w:val="Normal"/>
-    <w:link w:val="Heading4Char"/>
+    <w:basedOn w:val="a"/>
+    <w:next w:val="a"/>
+    <w:link w:val="40"/>
     <w:uiPriority w:val="9"/>
     <w:unhideWhenUsed/>
     <w:qFormat/>
@@ -8122,11 +8185,11 @@
       <w:color w:val="0F4761" w:themeColor="accent1" w:themeShade="BF"/>
     </w:rPr>
   </w:style>
-  <w:style w:type="paragraph" w:styleId="Heading5">
+  <w:style w:type="paragraph" w:styleId="5">
     <w:name w:val="heading 5"/>
-    <w:basedOn w:val="Normal"/>
-    <w:next w:val="Normal"/>
-    <w:link w:val="Heading5Char"/>
+    <w:basedOn w:val="a"/>
+    <w:next w:val="a"/>
+    <w:link w:val="50"/>
     <w:uiPriority w:val="9"/>
     <w:semiHidden/>
     <w:unhideWhenUsed/>
@@ -8143,11 +8206,11 @@
       <w:color w:val="0F4761" w:themeColor="accent1" w:themeShade="BF"/>
     </w:rPr>
   </w:style>
-  <w:style w:type="paragraph" w:styleId="Heading6">
+  <w:style w:type="paragraph" w:styleId="6">
     <w:name w:val="heading 6"/>
-    <w:basedOn w:val="Normal"/>
-    <w:next w:val="Normal"/>
-    <w:link w:val="Heading6Char"/>
+    <w:basedOn w:val="a"/>
+    <w:next w:val="a"/>
+    <w:link w:val="60"/>
     <w:uiPriority w:val="9"/>
     <w:semiHidden/>
     <w:unhideWhenUsed/>
@@ -8166,11 +8229,11 @@
       <w:color w:val="595959" w:themeColor="text1" w:themeTint="A6"/>
     </w:rPr>
   </w:style>
-  <w:style w:type="paragraph" w:styleId="Heading7">
+  <w:style w:type="paragraph" w:styleId="7">
     <w:name w:val="heading 7"/>
-    <w:basedOn w:val="Normal"/>
-    <w:next w:val="Normal"/>
-    <w:link w:val="Heading7Char"/>
+    <w:basedOn w:val="a"/>
+    <w:next w:val="a"/>
+    <w:link w:val="70"/>
     <w:uiPriority w:val="9"/>
     <w:semiHidden/>
     <w:unhideWhenUsed/>
@@ -8187,11 +8250,11 @@
       <w:color w:val="595959" w:themeColor="text1" w:themeTint="A6"/>
     </w:rPr>
   </w:style>
-  <w:style w:type="paragraph" w:styleId="Heading8">
+  <w:style w:type="paragraph" w:styleId="8">
     <w:name w:val="heading 8"/>
-    <w:basedOn w:val="Normal"/>
-    <w:next w:val="Normal"/>
-    <w:link w:val="Heading8Char"/>
+    <w:basedOn w:val="a"/>
+    <w:next w:val="a"/>
+    <w:link w:val="80"/>
     <w:uiPriority w:val="9"/>
     <w:semiHidden/>
     <w:unhideWhenUsed/>
@@ -8209,11 +8272,11 @@
       <w:color w:val="272727" w:themeColor="text1" w:themeTint="D8"/>
     </w:rPr>
   </w:style>
-  <w:style w:type="paragraph" w:styleId="Heading9">
+  <w:style w:type="paragraph" w:styleId="9">
     <w:name w:val="heading 9"/>
-    <w:basedOn w:val="Normal"/>
-    <w:next w:val="Normal"/>
-    <w:link w:val="Heading9Char"/>
+    <w:basedOn w:val="a"/>
+    <w:next w:val="a"/>
+    <w:link w:val="90"/>
     <w:uiPriority w:val="9"/>
     <w:semiHidden/>
     <w:unhideWhenUsed/>
@@ -8229,13 +8292,13 @@
       <w:color w:val="272727" w:themeColor="text1" w:themeTint="D8"/>
     </w:rPr>
   </w:style>
-  <w:style w:type="character" w:default="1" w:styleId="DefaultParagraphFont">
+  <w:style w:type="character" w:default="1" w:styleId="a0">
     <w:name w:val="Default Paragraph Font"/>
     <w:uiPriority w:val="1"/>
     <w:semiHidden/>
     <w:unhideWhenUsed/>
   </w:style>
-  <w:style w:type="table" w:default="1" w:styleId="TableNormal">
+  <w:style w:type="table" w:default="1" w:styleId="a1">
     <w:name w:val="Normal Table"/>
     <w:uiPriority w:val="99"/>
     <w:semiHidden/>
@@ -8250,16 +8313,16 @@
       </w:tblCellMar>
     </w:tblPr>
   </w:style>
-  <w:style w:type="numbering" w:default="1" w:styleId="NoList">
+  <w:style w:type="numbering" w:default="1" w:styleId="a2">
     <w:name w:val="No List"/>
     <w:uiPriority w:val="99"/>
     <w:semiHidden/>
     <w:unhideWhenUsed/>
   </w:style>
-  <w:style w:type="paragraph" w:styleId="BodyText">
+  <w:style w:type="paragraph" w:styleId="a3">
     <w:name w:val="Body Text"/>
-    <w:basedOn w:val="Normal"/>
-    <w:link w:val="BodyTextChar"/>
+    <w:basedOn w:val="a"/>
+    <w:link w:val="a4"/>
     <w:uiPriority w:val="1"/>
     <w:qFormat/>
     <w:rsid w:val="0046104E"/>
@@ -8270,10 +8333,10 @@
       <w:szCs w:val="28"/>
     </w:rPr>
   </w:style>
-  <w:style w:type="character" w:customStyle="1" w:styleId="BodyTextChar">
-    <w:name w:val="Body Text Char"/>
-    <w:basedOn w:val="DefaultParagraphFont"/>
-    <w:link w:val="BodyText"/>
+  <w:style w:type="character" w:customStyle="1" w:styleId="a4">
+    <w:name w:val="Основной текст Знак"/>
+    <w:basedOn w:val="a0"/>
+    <w:link w:val="a3"/>
     <w:uiPriority w:val="1"/>
     <w:rsid w:val="0046104E"/>
     <w:rPr>
@@ -8285,7 +8348,7 @@
   </w:style>
   <w:style w:type="paragraph" w:customStyle="1" w:styleId="Style1">
     <w:name w:val="Style1"/>
-    <w:basedOn w:val="Normal"/>
+    <w:basedOn w:val="a"/>
     <w:link w:val="Style1Char"/>
     <w:autoRedefine/>
     <w:qFormat/>
@@ -8299,7 +8362,7 @@
   </w:style>
   <w:style w:type="character" w:customStyle="1" w:styleId="Style1Char">
     <w:name w:val="Style1 Char"/>
-    <w:basedOn w:val="DefaultParagraphFont"/>
+    <w:basedOn w:val="a0"/>
     <w:link w:val="Style1"/>
     <w:rsid w:val="00AF0E3F"/>
     <w:rPr>
@@ -8307,10 +8370,10 @@
       <w:sz w:val="28"/>
     </w:rPr>
   </w:style>
-  <w:style w:type="character" w:customStyle="1" w:styleId="Heading1Char">
-    <w:name w:val="Heading 1 Char"/>
-    <w:basedOn w:val="DefaultParagraphFont"/>
-    <w:link w:val="Heading1"/>
+  <w:style w:type="character" w:customStyle="1" w:styleId="10">
+    <w:name w:val="Заголовок 1 Знак"/>
+    <w:basedOn w:val="a0"/>
+    <w:link w:val="1"/>
     <w:uiPriority w:val="9"/>
     <w:rsid w:val="005F73FA"/>
     <w:rPr>
@@ -8323,10 +8386,10 @@
       <w14:ligatures w14:val="none"/>
     </w:rPr>
   </w:style>
-  <w:style w:type="character" w:customStyle="1" w:styleId="Heading2Char">
-    <w:name w:val="Heading 2 Char"/>
-    <w:basedOn w:val="DefaultParagraphFont"/>
-    <w:link w:val="Heading2"/>
+  <w:style w:type="character" w:customStyle="1" w:styleId="20">
+    <w:name w:val="Заголовок 2 Знак"/>
+    <w:basedOn w:val="a0"/>
+    <w:link w:val="2"/>
     <w:uiPriority w:val="9"/>
     <w:rsid w:val="005F73FA"/>
     <w:rPr>
@@ -8339,10 +8402,10 @@
       <w14:ligatures w14:val="none"/>
     </w:rPr>
   </w:style>
-  <w:style w:type="character" w:customStyle="1" w:styleId="Heading3Char">
-    <w:name w:val="Heading 3 Char"/>
-    <w:basedOn w:val="DefaultParagraphFont"/>
-    <w:link w:val="Heading3"/>
+  <w:style w:type="character" w:customStyle="1" w:styleId="30">
+    <w:name w:val="Заголовок 3 Знак"/>
+    <w:basedOn w:val="a0"/>
+    <w:link w:val="3"/>
     <w:uiPriority w:val="9"/>
     <w:rsid w:val="005D2BA2"/>
     <w:rPr>
@@ -8354,10 +8417,10 @@
       <w14:ligatures w14:val="none"/>
     </w:rPr>
   </w:style>
-  <w:style w:type="character" w:customStyle="1" w:styleId="Heading4Char">
-    <w:name w:val="Heading 4 Char"/>
-    <w:basedOn w:val="DefaultParagraphFont"/>
-    <w:link w:val="Heading4"/>
+  <w:style w:type="character" w:customStyle="1" w:styleId="40">
+    <w:name w:val="Заголовок 4 Знак"/>
+    <w:basedOn w:val="a0"/>
+    <w:link w:val="4"/>
     <w:uiPriority w:val="9"/>
     <w:rsid w:val="005D2BA2"/>
     <w:rPr>
@@ -8371,10 +8434,10 @@
       <w14:ligatures w14:val="none"/>
     </w:rPr>
   </w:style>
-  <w:style w:type="character" w:customStyle="1" w:styleId="Heading5Char">
-    <w:name w:val="Heading 5 Char"/>
-    <w:basedOn w:val="DefaultParagraphFont"/>
-    <w:link w:val="Heading5"/>
+  <w:style w:type="character" w:customStyle="1" w:styleId="50">
+    <w:name w:val="Заголовок 5 Знак"/>
+    <w:basedOn w:val="a0"/>
+    <w:link w:val="5"/>
     <w:uiPriority w:val="9"/>
     <w:semiHidden/>
     <w:rsid w:val="005D2BA2"/>
@@ -8387,10 +8450,10 @@
       <w14:ligatures w14:val="none"/>
     </w:rPr>
   </w:style>
-  <w:style w:type="character" w:customStyle="1" w:styleId="Heading6Char">
-    <w:name w:val="Heading 6 Char"/>
-    <w:basedOn w:val="DefaultParagraphFont"/>
-    <w:link w:val="Heading6"/>
+  <w:style w:type="character" w:customStyle="1" w:styleId="60">
+    <w:name w:val="Заголовок 6 Знак"/>
+    <w:basedOn w:val="a0"/>
+    <w:link w:val="6"/>
     <w:uiPriority w:val="9"/>
     <w:semiHidden/>
     <w:rsid w:val="005D2BA2"/>
@@ -8405,10 +8468,10 @@
       <w14:ligatures w14:val="none"/>
     </w:rPr>
   </w:style>
-  <w:style w:type="character" w:customStyle="1" w:styleId="Heading7Char">
-    <w:name w:val="Heading 7 Char"/>
-    <w:basedOn w:val="DefaultParagraphFont"/>
-    <w:link w:val="Heading7"/>
+  <w:style w:type="character" w:customStyle="1" w:styleId="70">
+    <w:name w:val="Заголовок 7 Знак"/>
+    <w:basedOn w:val="a0"/>
+    <w:link w:val="7"/>
     <w:uiPriority w:val="9"/>
     <w:semiHidden/>
     <w:rsid w:val="005D2BA2"/>
@@ -8421,10 +8484,10 @@
       <w14:ligatures w14:val="none"/>
     </w:rPr>
   </w:style>
-  <w:style w:type="character" w:customStyle="1" w:styleId="Heading8Char">
-    <w:name w:val="Heading 8 Char"/>
-    <w:basedOn w:val="DefaultParagraphFont"/>
-    <w:link w:val="Heading8"/>
+  <w:style w:type="character" w:customStyle="1" w:styleId="80">
+    <w:name w:val="Заголовок 8 Знак"/>
+    <w:basedOn w:val="a0"/>
+    <w:link w:val="8"/>
     <w:uiPriority w:val="9"/>
     <w:semiHidden/>
     <w:rsid w:val="005D2BA2"/>
@@ -8439,10 +8502,10 @@
       <w14:ligatures w14:val="none"/>
     </w:rPr>
   </w:style>
-  <w:style w:type="character" w:customStyle="1" w:styleId="Heading9Char">
-    <w:name w:val="Heading 9 Char"/>
-    <w:basedOn w:val="DefaultParagraphFont"/>
-    <w:link w:val="Heading9"/>
+  <w:style w:type="character" w:customStyle="1" w:styleId="90">
+    <w:name w:val="Заголовок 9 Знак"/>
+    <w:basedOn w:val="a0"/>
+    <w:link w:val="9"/>
     <w:uiPriority w:val="9"/>
     <w:semiHidden/>
     <w:rsid w:val="005D2BA2"/>
@@ -8455,11 +8518,11 @@
       <w14:ligatures w14:val="none"/>
     </w:rPr>
   </w:style>
-  <w:style w:type="paragraph" w:styleId="Title">
+  <w:style w:type="paragraph" w:styleId="a5">
     <w:name w:val="Title"/>
-    <w:basedOn w:val="Normal"/>
-    <w:next w:val="Normal"/>
-    <w:link w:val="TitleChar"/>
+    <w:basedOn w:val="a"/>
+    <w:next w:val="a"/>
+    <w:link w:val="a6"/>
     <w:uiPriority w:val="10"/>
     <w:qFormat/>
     <w:rsid w:val="005D2BA2"/>
@@ -8475,10 +8538,10 @@
       <w:szCs w:val="56"/>
     </w:rPr>
   </w:style>
-  <w:style w:type="character" w:customStyle="1" w:styleId="TitleChar">
-    <w:name w:val="Title Char"/>
-    <w:basedOn w:val="DefaultParagraphFont"/>
-    <w:link w:val="Title"/>
+  <w:style w:type="character" w:customStyle="1" w:styleId="a6">
+    <w:name w:val="Заголовок Знак"/>
+    <w:basedOn w:val="a0"/>
+    <w:link w:val="a5"/>
     <w:uiPriority w:val="10"/>
     <w:rsid w:val="005D2BA2"/>
     <w:rPr>
@@ -8490,11 +8553,11 @@
       <w14:ligatures w14:val="none"/>
     </w:rPr>
   </w:style>
-  <w:style w:type="paragraph" w:styleId="Subtitle">
+  <w:style w:type="paragraph" w:styleId="a7">
     <w:name w:val="Subtitle"/>
-    <w:basedOn w:val="Normal"/>
-    <w:next w:val="Normal"/>
-    <w:link w:val="SubtitleChar"/>
+    <w:basedOn w:val="a"/>
+    <w:next w:val="a"/>
+    <w:link w:val="a8"/>
     <w:uiPriority w:val="11"/>
     <w:qFormat/>
     <w:rsid w:val="005D2BA2"/>
@@ -8512,10 +8575,10 @@
       <w:szCs w:val="28"/>
     </w:rPr>
   </w:style>
-  <w:style w:type="character" w:customStyle="1" w:styleId="SubtitleChar">
-    <w:name w:val="Subtitle Char"/>
-    <w:basedOn w:val="DefaultParagraphFont"/>
-    <w:link w:val="Subtitle"/>
+  <w:style w:type="character" w:customStyle="1" w:styleId="a8">
+    <w:name w:val="Подзаголовок Знак"/>
+    <w:basedOn w:val="a0"/>
+    <w:link w:val="a7"/>
     <w:uiPriority w:val="11"/>
     <w:rsid w:val="005D2BA2"/>
     <w:rPr>
@@ -8528,11 +8591,11 @@
       <w14:ligatures w14:val="none"/>
     </w:rPr>
   </w:style>
-  <w:style w:type="paragraph" w:styleId="Quote">
+  <w:style w:type="paragraph" w:styleId="21">
     <w:name w:val="Quote"/>
-    <w:basedOn w:val="Normal"/>
-    <w:next w:val="Normal"/>
-    <w:link w:val="QuoteChar"/>
+    <w:basedOn w:val="a"/>
+    <w:next w:val="a"/>
+    <w:link w:val="22"/>
     <w:uiPriority w:val="29"/>
     <w:qFormat/>
     <w:rsid w:val="005D2BA2"/>
@@ -8546,10 +8609,10 @@
       <w:color w:val="404040" w:themeColor="text1" w:themeTint="BF"/>
     </w:rPr>
   </w:style>
-  <w:style w:type="character" w:customStyle="1" w:styleId="QuoteChar">
-    <w:name w:val="Quote Char"/>
-    <w:basedOn w:val="DefaultParagraphFont"/>
-    <w:link w:val="Quote"/>
+  <w:style w:type="character" w:customStyle="1" w:styleId="22">
+    <w:name w:val="Цитата 2 Знак"/>
+    <w:basedOn w:val="a0"/>
+    <w:link w:val="21"/>
     <w:uiPriority w:val="29"/>
     <w:rsid w:val="005D2BA2"/>
     <w:rPr>
@@ -8563,9 +8626,9 @@
       <w14:ligatures w14:val="none"/>
     </w:rPr>
   </w:style>
-  <w:style w:type="paragraph" w:styleId="ListParagraph">
+  <w:style w:type="paragraph" w:styleId="a9">
     <w:name w:val="List Paragraph"/>
-    <w:basedOn w:val="Normal"/>
+    <w:basedOn w:val="a"/>
     <w:uiPriority w:val="34"/>
     <w:qFormat/>
     <w:rsid w:val="005D2BA2"/>
@@ -8574,9 +8637,9 @@
       <w:contextualSpacing/>
     </w:pPr>
   </w:style>
-  <w:style w:type="character" w:styleId="IntenseEmphasis">
+  <w:style w:type="character" w:styleId="aa">
     <w:name w:val="Intense Emphasis"/>
-    <w:basedOn w:val="DefaultParagraphFont"/>
+    <w:basedOn w:val="a0"/>
     <w:uiPriority w:val="21"/>
     <w:qFormat/>
     <w:rsid w:val="005D2BA2"/>
@@ -8586,11 +8649,11 @@
       <w:color w:val="0F4761" w:themeColor="accent1" w:themeShade="BF"/>
     </w:rPr>
   </w:style>
-  <w:style w:type="paragraph" w:styleId="IntenseQuote">
+  <w:style w:type="paragraph" w:styleId="ab">
     <w:name w:val="Intense Quote"/>
-    <w:basedOn w:val="Normal"/>
-    <w:next w:val="Normal"/>
-    <w:link w:val="IntenseQuoteChar"/>
+    <w:basedOn w:val="a"/>
+    <w:next w:val="a"/>
+    <w:link w:val="ac"/>
     <w:uiPriority w:val="30"/>
     <w:qFormat/>
     <w:rsid w:val="005D2BA2"/>
@@ -8609,10 +8672,10 @@
       <w:color w:val="0F4761" w:themeColor="accent1" w:themeShade="BF"/>
     </w:rPr>
   </w:style>
-  <w:style w:type="character" w:customStyle="1" w:styleId="IntenseQuoteChar">
-    <w:name w:val="Intense Quote Char"/>
-    <w:basedOn w:val="DefaultParagraphFont"/>
-    <w:link w:val="IntenseQuote"/>
+  <w:style w:type="character" w:customStyle="1" w:styleId="ac">
+    <w:name w:val="Выделенная цитата Знак"/>
+    <w:basedOn w:val="a0"/>
+    <w:link w:val="ab"/>
     <w:uiPriority w:val="30"/>
     <w:rsid w:val="005D2BA2"/>
     <w:rPr>
@@ -8626,9 +8689,9 @@
       <w14:ligatures w14:val="none"/>
     </w:rPr>
   </w:style>
-  <w:style w:type="character" w:styleId="IntenseReference">
+  <w:style w:type="character" w:styleId="ad">
     <w:name w:val="Intense Reference"/>
-    <w:basedOn w:val="DefaultParagraphFont"/>
+    <w:basedOn w:val="a0"/>
     <w:uiPriority w:val="32"/>
     <w:qFormat/>
     <w:rsid w:val="005D2BA2"/>
@@ -8640,10 +8703,10 @@
       <w:spacing w:val="5"/>
     </w:rPr>
   </w:style>
-  <w:style w:type="paragraph" w:styleId="TOC1">
+  <w:style w:type="paragraph" w:styleId="11">
     <w:name w:val="toc 1"/>
-    <w:basedOn w:val="Normal"/>
-    <w:next w:val="Normal"/>
+    <w:basedOn w:val="a"/>
+    <w:next w:val="a"/>
     <w:autoRedefine/>
     <w:uiPriority w:val="39"/>
     <w:unhideWhenUsed/>
@@ -8652,10 +8715,10 @@
       <w:ind w:firstLine="0"/>
     </w:pPr>
   </w:style>
-  <w:style w:type="paragraph" w:styleId="TOC2">
+  <w:style w:type="paragraph" w:styleId="23">
     <w:name w:val="toc 2"/>
-    <w:basedOn w:val="Normal"/>
-    <w:next w:val="Normal"/>
+    <w:basedOn w:val="a"/>
+    <w:next w:val="a"/>
     <w:autoRedefine/>
     <w:uiPriority w:val="39"/>
     <w:unhideWhenUsed/>
@@ -8664,10 +8727,10 @@
       <w:ind w:left="284" w:firstLine="0"/>
     </w:pPr>
   </w:style>
-  <w:style w:type="paragraph" w:styleId="TOC3">
+  <w:style w:type="paragraph" w:styleId="31">
     <w:name w:val="toc 3"/>
-    <w:basedOn w:val="Normal"/>
-    <w:next w:val="Normal"/>
+    <w:basedOn w:val="a"/>
+    <w:next w:val="a"/>
     <w:autoRedefine/>
     <w:uiPriority w:val="39"/>
     <w:semiHidden/>
@@ -8677,9 +8740,9 @@
       <w:ind w:firstLine="284"/>
     </w:pPr>
   </w:style>
-  <w:style w:type="character" w:styleId="Hyperlink">
+  <w:style w:type="character" w:styleId="ae">
     <w:name w:val="Hyperlink"/>
-    <w:basedOn w:val="DefaultParagraphFont"/>
+    <w:basedOn w:val="a0"/>
     <w:uiPriority w:val="99"/>
     <w:unhideWhenUsed/>
     <w:rsid w:val="00D32C7B"/>
@@ -8688,11 +8751,10 @@
       <w:u w:val="single"/>
     </w:rPr>
   </w:style>
-  <w:style w:type="paragraph" w:styleId="CommentText">
+  <w:style w:type="paragraph" w:styleId="af">
     <w:name w:val="annotation text"/>
-    <w:basedOn w:val="Normal"/>
-    <w:link w:val="CommentTextChar"/>
-    <w:semiHidden/>
+    <w:basedOn w:val="a"/>
+    <w:link w:val="af0"/>
     <w:unhideWhenUsed/>
     <w:rsid w:val="003514BD"/>
     <w:pPr>
@@ -8707,11 +8769,10 @@
       <w:lang w:val="en-US" w:eastAsia="zh-CN"/>
     </w:rPr>
   </w:style>
-  <w:style w:type="character" w:customStyle="1" w:styleId="CommentTextChar">
-    <w:name w:val="Comment Text Char"/>
-    <w:basedOn w:val="DefaultParagraphFont"/>
-    <w:link w:val="CommentText"/>
-    <w:semiHidden/>
+  <w:style w:type="character" w:customStyle="1" w:styleId="af0">
+    <w:name w:val="Текст примечания Знак"/>
+    <w:basedOn w:val="a0"/>
+    <w:link w:val="af"/>
     <w:rsid w:val="003514BD"/>
     <w:rPr>
       <w:rFonts w:eastAsiaTheme="minorEastAsia"/>
@@ -8722,9 +8783,9 @@
       <w14:ligatures w14:val="none"/>
     </w:rPr>
   </w:style>
-  <w:style w:type="character" w:styleId="CommentReference">
+  <w:style w:type="character" w:styleId="af1">
     <w:name w:val="annotation reference"/>
-    <w:basedOn w:val="DefaultParagraphFont"/>
+    <w:basedOn w:val="a0"/>
     <w:semiHidden/>
     <w:unhideWhenUsed/>
     <w:rsid w:val="003514BD"/>
@@ -8733,9 +8794,9 @@
       <w:szCs w:val="16"/>
     </w:rPr>
   </w:style>
-  <w:style w:type="table" w:styleId="TableGrid">
+  <w:style w:type="table" w:styleId="af2">
     <w:name w:val="Table Grid"/>
-    <w:basedOn w:val="TableNormal"/>
+    <w:basedOn w:val="a1"/>
     <w:rsid w:val="003333C3"/>
     <w:pPr>
       <w:widowControl w:val="0"/>
@@ -8760,6 +8821,44 @@
         <w:insideV w:val="single" w:sz="4" w:space="0" w:color="auto"/>
       </w:tblBorders>
     </w:tblPr>
+  </w:style>
+  <w:style w:type="paragraph" w:styleId="af3">
+    <w:name w:val="annotation subject"/>
+    <w:basedOn w:val="af"/>
+    <w:next w:val="af"/>
+    <w:link w:val="af4"/>
+    <w:uiPriority w:val="99"/>
+    <w:semiHidden/>
+    <w:unhideWhenUsed/>
+    <w:rsid w:val="004001F7"/>
+    <w:pPr>
+      <w:ind w:firstLine="709"/>
+      <w:jc w:val="both"/>
+    </w:pPr>
+    <w:rPr>
+      <w:rFonts w:ascii="Times New Roman" w:eastAsia="Times New Roman" w:hAnsi="Times New Roman" w:cs="Times New Roman"/>
+      <w:b/>
+      <w:bCs/>
+      <w:lang w:val="ru-RU" w:eastAsia="en-US"/>
+    </w:rPr>
+  </w:style>
+  <w:style w:type="character" w:customStyle="1" w:styleId="af4">
+    <w:name w:val="Тема примечания Знак"/>
+    <w:basedOn w:val="af0"/>
+    <w:link w:val="af3"/>
+    <w:uiPriority w:val="99"/>
+    <w:semiHidden/>
+    <w:rsid w:val="004001F7"/>
+    <w:rPr>
+      <w:rFonts w:ascii="Times New Roman" w:eastAsiaTheme="minorEastAsia" w:hAnsi="Times New Roman" w:cs="Times New Roman"/>
+      <w:b/>
+      <w:bCs/>
+      <w:kern w:val="0"/>
+      <w:sz w:val="20"/>
+      <w:szCs w:val="20"/>
+      <w:lang w:val="en-US" w:eastAsia="zh-CN"/>
+      <w14:ligatures w14:val="none"/>
+    </w:rPr>
   </w:style>
 </w:styles>
 </file>

--- a/docs/lab2.docx
+++ b/docs/lab2.docx
@@ -201,7 +201,41 @@
           <w:szCs w:val="28"/>
           <w:lang w:eastAsia="zh-CN"/>
         </w:rPr>
-        <w:t>на выполнение в 2026 году работу по разработке плагина “</w:t>
+        <w:t xml:space="preserve">на выполнение в 2026 году </w:t>
+      </w:r>
+      <w:commentRangeStart w:id="0"/>
+      <w:r>
+        <w:rPr>
+          <w:rFonts w:eastAsia="SimSun"/>
+          <w:b/>
+          <w:bCs/>
+          <w:szCs w:val="28"/>
+          <w:lang w:eastAsia="zh-CN"/>
+        </w:rPr>
+        <w:t xml:space="preserve">работу </w:t>
+      </w:r>
+      <w:commentRangeEnd w:id="0"/>
+      <w:r>
+        <w:rPr>
+          <w:rStyle w:val="af1"/>
+          <w:rFonts w:eastAsia="SimSun"/>
+          <w:b/>
+          <w:bCs/>
+          <w:sz w:val="28"/>
+          <w:szCs w:val="28"/>
+          <w:lang w:eastAsia="zh-CN"/>
+        </w:rPr>
+        <w:commentReference w:id="0"/>
+      </w:r>
+      <w:r>
+        <w:rPr>
+          <w:rFonts w:eastAsia="SimSun"/>
+          <w:b/>
+          <w:bCs/>
+          <w:szCs w:val="28"/>
+          <w:lang w:eastAsia="zh-CN"/>
+        </w:rPr>
+        <w:t>по разработке плагина “</w:t>
       </w:r>
       <w:r>
         <w:rPr>
@@ -2434,9 +2468,9 @@
       <w:r>
         <w:br w:type="page"/>
       </w:r>
-      <w:bookmarkStart w:id="0" w:name="_Toc178595972"/>
-      <w:bookmarkStart w:id="1" w:name="_Toc240213975"/>
-      <w:bookmarkStart w:id="2" w:name="_Toc240394462"/>
+      <w:bookmarkStart w:id="1" w:name="_Toc178595972"/>
+      <w:bookmarkStart w:id="2" w:name="_Toc240213975"/>
+      <w:bookmarkStart w:id="3" w:name="_Toc240394462"/>
       <w:r>
         <w:rPr>
           <w:rFonts w:eastAsia="SimSun"/>
@@ -2449,9 +2483,9 @@
         <w:lastRenderedPageBreak/>
         <w:t>1 ОБЩИЕ СВЕДЕНИЯ</w:t>
       </w:r>
-      <w:bookmarkEnd w:id="0"/>
       <w:bookmarkEnd w:id="1"/>
       <w:bookmarkEnd w:id="2"/>
+      <w:bookmarkEnd w:id="3"/>
     </w:p>
     <w:p>
       <w:pPr>
@@ -2480,9 +2514,9 @@
           <w:lang w:eastAsia="zh-CN"/>
         </w:rPr>
       </w:pPr>
-      <w:bookmarkStart w:id="3" w:name="_Toc178595973"/>
-      <w:bookmarkStart w:id="4" w:name="_Toc240213976"/>
-      <w:bookmarkStart w:id="5" w:name="_Toc240394463"/>
+      <w:bookmarkStart w:id="4" w:name="_Toc178595973"/>
+      <w:bookmarkStart w:id="5" w:name="_Toc240213976"/>
+      <w:bookmarkStart w:id="6" w:name="_Toc240394463"/>
       <w:r>
         <w:rPr>
           <w:rFonts w:eastAsia="SimSun"/>
@@ -2492,9 +2526,9 @@
         </w:rPr>
         <w:t>1.1 Полное наименование автоматизированной системы и её условное обозначение</w:t>
       </w:r>
-      <w:bookmarkEnd w:id="3"/>
       <w:bookmarkEnd w:id="4"/>
       <w:bookmarkEnd w:id="5"/>
+      <w:bookmarkEnd w:id="6"/>
     </w:p>
     <w:p>
       <w:pPr>
@@ -2610,9 +2644,9 @@
           <w:lang w:eastAsia="zh-CN"/>
         </w:rPr>
       </w:pPr>
-      <w:bookmarkStart w:id="6" w:name="_Toc178595974"/>
-      <w:bookmarkStart w:id="7" w:name="_Toc240213977"/>
-      <w:bookmarkStart w:id="8" w:name="_Toc240394464"/>
+      <w:bookmarkStart w:id="7" w:name="_Toc178595974"/>
+      <w:bookmarkStart w:id="8" w:name="_Toc240213977"/>
+      <w:bookmarkStart w:id="9" w:name="_Toc240394464"/>
       <w:r>
         <w:rPr>
           <w:rFonts w:eastAsia="SimSun"/>
@@ -2622,9 +2656,9 @@
         </w:rPr>
         <w:t>1.2 Наименование заказчика</w:t>
       </w:r>
-      <w:bookmarkEnd w:id="6"/>
       <w:bookmarkEnd w:id="7"/>
       <w:bookmarkEnd w:id="8"/>
+      <w:bookmarkEnd w:id="9"/>
     </w:p>
     <w:p>
       <w:pPr>
@@ -2695,9 +2729,9 @@
           <w:lang w:eastAsia="zh-CN"/>
         </w:rPr>
       </w:pPr>
-      <w:bookmarkStart w:id="9" w:name="_Toc178595975"/>
-      <w:bookmarkStart w:id="10" w:name="_Toc240213978"/>
-      <w:bookmarkStart w:id="11" w:name="_Toc240394465"/>
+      <w:bookmarkStart w:id="10" w:name="_Toc178595975"/>
+      <w:bookmarkStart w:id="11" w:name="_Toc240213978"/>
+      <w:bookmarkStart w:id="12" w:name="_Toc240394465"/>
       <w:r>
         <w:rPr>
           <w:rFonts w:eastAsia="SimSun"/>
@@ -2707,9 +2741,9 @@
         </w:rPr>
         <w:t>1.3 Перечень документов, на основании которых создается АС</w:t>
       </w:r>
-      <w:bookmarkEnd w:id="9"/>
       <w:bookmarkEnd w:id="10"/>
       <w:bookmarkEnd w:id="11"/>
+      <w:bookmarkEnd w:id="12"/>
     </w:p>
     <w:p>
       <w:pPr>
@@ -2815,8 +2849,8 @@
           <w:lang w:eastAsia="zh-CN"/>
         </w:rPr>
       </w:pPr>
-      <w:bookmarkStart w:id="12" w:name="_Toc178595976"/>
-      <w:bookmarkStart w:id="13" w:name="_Toc240394466"/>
+      <w:bookmarkStart w:id="13" w:name="_Toc178595976"/>
+      <w:bookmarkStart w:id="14" w:name="_Toc240394466"/>
       <w:r>
         <w:rPr>
           <w:rFonts w:eastAsia="SimSun"/>
@@ -2825,8 +2859,8 @@
         </w:rPr>
         <w:t>1.4 Плановые сроки начала и окончания работы по созданию АС</w:t>
       </w:r>
-      <w:bookmarkEnd w:id="12"/>
       <w:bookmarkEnd w:id="13"/>
+      <w:bookmarkEnd w:id="14"/>
     </w:p>
     <w:p>
       <w:pPr>
@@ -2921,8 +2955,8 @@
           <w:bCs/>
         </w:rPr>
       </w:pPr>
-      <w:bookmarkStart w:id="14" w:name="_Toc178595977"/>
-      <w:bookmarkStart w:id="15" w:name="_Toc240394467"/>
+      <w:bookmarkStart w:id="15" w:name="_Toc178595977"/>
+      <w:bookmarkStart w:id="16" w:name="_Toc240394467"/>
       <w:r>
         <w:rPr>
           <w:bCs/>
@@ -2930,21 +2964,21 @@
         <w:lastRenderedPageBreak/>
         <w:t>2 ЦЕЛИ И НАЗНАЧЕНИЕ СОЗДАНИЯ АВТОМАТИЗИРОВАННОЙ СИСТЕМЫ</w:t>
       </w:r>
-      <w:bookmarkEnd w:id="14"/>
       <w:bookmarkEnd w:id="15"/>
+      <w:bookmarkEnd w:id="16"/>
     </w:p>
     <w:p/>
     <w:p>
       <w:pPr>
         <w:pStyle w:val="2"/>
       </w:pPr>
-      <w:bookmarkStart w:id="16" w:name="_Toc178595978"/>
-      <w:bookmarkStart w:id="17" w:name="_Toc240394468"/>
+      <w:bookmarkStart w:id="17" w:name="_Toc178595978"/>
+      <w:bookmarkStart w:id="18" w:name="_Toc240394468"/>
       <w:r>
         <w:t>2.1 Цели создания АС</w:t>
       </w:r>
-      <w:bookmarkEnd w:id="16"/>
       <w:bookmarkEnd w:id="17"/>
+      <w:bookmarkEnd w:id="18"/>
     </w:p>
     <w:p>
       <w:pPr>
@@ -2994,13 +3028,13 @@
       <w:pPr>
         <w:pStyle w:val="2"/>
       </w:pPr>
-      <w:bookmarkStart w:id="18" w:name="_Toc178595979"/>
-      <w:bookmarkStart w:id="19" w:name="_Toc240394469"/>
+      <w:bookmarkStart w:id="19" w:name="_Toc178595979"/>
+      <w:bookmarkStart w:id="20" w:name="_Toc240394469"/>
       <w:r>
         <w:t>2.2 Назначение АС</w:t>
       </w:r>
-      <w:bookmarkEnd w:id="18"/>
       <w:bookmarkEnd w:id="19"/>
+      <w:bookmarkEnd w:id="20"/>
     </w:p>
     <w:p/>
     <w:p>
@@ -3045,7 +3079,7 @@
                     <pic:cNvPicPr/>
                   </pic:nvPicPr>
                   <pic:blipFill>
-                    <a:blip r:embed="rId6"/>
+                    <a:blip r:embed="rId10"/>
                     <a:stretch>
                       <a:fillRect/>
                     </a:stretch>
@@ -3090,23 +3124,23 @@
           <w:b/>
         </w:rPr>
       </w:pPr>
-      <w:bookmarkStart w:id="20" w:name="_Toc240394470"/>
+      <w:bookmarkStart w:id="21" w:name="_Toc240394470"/>
       <w:r>
         <w:lastRenderedPageBreak/>
         <w:t>3 ТРЕБОВАНИЯ К АВТОМАТИЗИРОВАННОЙ СИСТЕМЕ</w:t>
       </w:r>
-      <w:bookmarkEnd w:id="20"/>
+      <w:bookmarkEnd w:id="21"/>
     </w:p>
     <w:p/>
     <w:p>
       <w:pPr>
         <w:pStyle w:val="2"/>
       </w:pPr>
-      <w:bookmarkStart w:id="21" w:name="_Toc240394471"/>
+      <w:bookmarkStart w:id="22" w:name="_Toc240394471"/>
       <w:r>
         <w:t>3.1 Требования к структуре АС в целом</w:t>
       </w:r>
-      <w:bookmarkEnd w:id="21"/>
+      <w:bookmarkEnd w:id="22"/>
     </w:p>
     <w:p>
       <w:pPr>
@@ -3263,18 +3297,18 @@
       <w:r>
         <w:t>, мм (</w:t>
       </w:r>
-      <w:commentRangeStart w:id="22"/>
+      <w:commentRangeStart w:id="23"/>
       <w:r>
         <w:t>например,</w:t>
       </w:r>
-      <w:commentRangeEnd w:id="22"/>
+      <w:commentRangeEnd w:id="23"/>
       <w:r>
         <w:rPr>
           <w:rStyle w:val="af1"/>
           <w:sz w:val="28"/>
           <w:szCs w:val="22"/>
         </w:rPr>
-        <w:commentReference w:id="22"/>
+        <w:commentReference w:id="23"/>
       </w:r>
       <w:r>
         <w:t xml:space="preserve"> </w:t>
@@ -4009,11 +4043,11 @@
       <w:pPr>
         <w:pStyle w:val="2"/>
       </w:pPr>
-      <w:bookmarkStart w:id="23" w:name="_Toc240394472"/>
+      <w:bookmarkStart w:id="24" w:name="_Toc240394472"/>
       <w:r>
         <w:t>3.2 Требования к функциям (задачам), выполняемым АС</w:t>
       </w:r>
-      <w:bookmarkEnd w:id="23"/>
+      <w:bookmarkEnd w:id="24"/>
     </w:p>
     <w:p/>
     <w:p>
@@ -4198,11 +4232,11 @@
       <w:pPr>
         <w:pStyle w:val="2"/>
       </w:pPr>
-      <w:bookmarkStart w:id="24" w:name="_Toc240394473"/>
+      <w:bookmarkStart w:id="25" w:name="_Toc240394473"/>
       <w:r>
         <w:t>3.3 Требования к видам обеспечения АС</w:t>
       </w:r>
-      <w:bookmarkEnd w:id="24"/>
+      <w:bookmarkEnd w:id="25"/>
     </w:p>
     <w:p/>
     <w:p>
@@ -4481,11 +4515,11 @@
       <w:pPr>
         <w:pStyle w:val="2"/>
       </w:pPr>
-      <w:bookmarkStart w:id="25" w:name="_Toc240394474"/>
+      <w:bookmarkStart w:id="26" w:name="_Toc240394474"/>
       <w:r>
         <w:t>3.4 Общие технические требования к АС</w:t>
       </w:r>
-      <w:bookmarkEnd w:id="25"/>
+      <w:bookmarkEnd w:id="26"/>
     </w:p>
     <w:p/>
     <w:p>
@@ -4509,8 +4543,8 @@
           <w:lang w:eastAsia="zh-CN"/>
         </w:rPr>
       </w:pPr>
-      <w:bookmarkStart w:id="26" w:name="_Toc178595985"/>
-      <w:bookmarkStart w:id="27" w:name="_Toc240394475"/>
+      <w:bookmarkStart w:id="27" w:name="_Toc178595985"/>
+      <w:bookmarkStart w:id="28" w:name="_Toc240394475"/>
       <w:r>
         <w:rPr>
           <w:rFonts w:eastAsia="SimSun" w:cs="Times New Roman"/>
@@ -4522,8 +4556,8 @@
         <w:lastRenderedPageBreak/>
         <w:t>4 СОСТАВ И СОДЕРЖАНИЕ РАБОТ ПО СОЗДАНИЮ АВТОМАТИЗИРОВАННОЙ СИСТЕМЫ</w:t>
       </w:r>
-      <w:bookmarkEnd w:id="26"/>
       <w:bookmarkEnd w:id="27"/>
+      <w:bookmarkEnd w:id="28"/>
     </w:p>
     <w:p>
       <w:pPr>
@@ -4615,7 +4649,7 @@
           <w:lang w:eastAsia="zh-CN"/>
         </w:rPr>
       </w:pPr>
-      <w:bookmarkStart w:id="28" w:name="_Toc240394476"/>
+      <w:bookmarkStart w:id="29" w:name="_Toc240394476"/>
       <w:r>
         <w:rPr>
           <w:rFonts w:eastAsia="SimSun"/>
@@ -4672,7 +4706,7 @@
         </w:rPr>
         <w:t>».</w:t>
       </w:r>
-      <w:bookmarkEnd w:id="28"/>
+      <w:bookmarkEnd w:id="29"/>
     </w:p>
     <w:tbl>
       <w:tblPr>
@@ -5933,12 +5967,12 @@
       <w:pPr>
         <w:pStyle w:val="1"/>
       </w:pPr>
-      <w:bookmarkStart w:id="29" w:name="_Toc240394477"/>
+      <w:bookmarkStart w:id="30" w:name="_Toc240394477"/>
       <w:r>
         <w:lastRenderedPageBreak/>
         <w:t>5 ПОРЯДОК РАЗРАБОТКИ АВТОМАТИЗИРОВАННОЙ СИСТЕМЫ</w:t>
       </w:r>
-      <w:bookmarkEnd w:id="29"/>
+      <w:bookmarkEnd w:id="30"/>
     </w:p>
     <w:p>
       <w:pPr>
@@ -5953,11 +5987,11 @@
       <w:pPr>
         <w:pStyle w:val="2"/>
       </w:pPr>
-      <w:bookmarkStart w:id="30" w:name="_Toc240394478"/>
+      <w:bookmarkStart w:id="31" w:name="_Toc240394478"/>
       <w:r>
         <w:t>5.1 Порядок организации разработки АС</w:t>
       </w:r>
-      <w:bookmarkEnd w:id="30"/>
+      <w:bookmarkEnd w:id="31"/>
     </w:p>
     <w:p>
       <w:pPr>
@@ -5978,11 +6012,11 @@
       <w:pPr>
         <w:pStyle w:val="2"/>
       </w:pPr>
-      <w:bookmarkStart w:id="31" w:name="_Toc240394479"/>
+      <w:bookmarkStart w:id="32" w:name="_Toc240394479"/>
       <w:r>
         <w:t>5.2 Перечень документов и исходных данных для разработки АС</w:t>
       </w:r>
-      <w:bookmarkEnd w:id="31"/>
+      <w:bookmarkEnd w:id="32"/>
     </w:p>
     <w:p>
       <w:pPr>
@@ -6057,11 +6091,11 @@
       <w:pPr>
         <w:pStyle w:val="2"/>
       </w:pPr>
-      <w:bookmarkStart w:id="32" w:name="_Toc240394480"/>
+      <w:bookmarkStart w:id="33" w:name="_Toc240394480"/>
       <w:r>
         <w:t>5.3 Перечень документов, предъявляемых по окончании соответствующих этапов работ</w:t>
       </w:r>
-      <w:bookmarkEnd w:id="32"/>
+      <w:bookmarkEnd w:id="33"/>
     </w:p>
     <w:p>
       <w:pPr>
@@ -6102,23 +6136,23 @@
       <w:pPr>
         <w:pStyle w:val="1"/>
       </w:pPr>
-      <w:bookmarkStart w:id="33" w:name="_Toc240394481"/>
+      <w:bookmarkStart w:id="34" w:name="_Toc240394481"/>
       <w:r>
         <w:lastRenderedPageBreak/>
         <w:t>6 ПОРЯДОК КОНТРОЛЯ И ПРИЕМКИ АВТОМАТИЗИРОВАННОЙ СИСТЕМЫ</w:t>
       </w:r>
-      <w:bookmarkEnd w:id="33"/>
+      <w:bookmarkEnd w:id="34"/>
     </w:p>
     <w:p/>
     <w:p>
       <w:pPr>
         <w:pStyle w:val="2"/>
       </w:pPr>
-      <w:bookmarkStart w:id="34" w:name="_Toc240394482"/>
+      <w:bookmarkStart w:id="35" w:name="_Toc240394482"/>
       <w:r>
         <w:t>6.1 Виды, состав и методы испытаний АС и ее составных частей</w:t>
       </w:r>
-      <w:bookmarkEnd w:id="34"/>
+      <w:bookmarkEnd w:id="35"/>
     </w:p>
     <w:p/>
     <w:p>
@@ -6180,11 +6214,11 @@
       <w:pPr>
         <w:pStyle w:val="2"/>
       </w:pPr>
-      <w:bookmarkStart w:id="35" w:name="_Toc240394483"/>
+      <w:bookmarkStart w:id="36" w:name="_Toc240394483"/>
       <w:r>
         <w:t>6.2 Общие требования к приёмке работ по стадиям</w:t>
       </w:r>
-      <w:bookmarkEnd w:id="35"/>
+      <w:bookmarkEnd w:id="36"/>
     </w:p>
     <w:p>
       <w:pPr>
@@ -6240,12 +6274,12 @@
       <w:pPr>
         <w:pStyle w:val="1"/>
       </w:pPr>
-      <w:bookmarkStart w:id="36" w:name="_Toc240394484"/>
+      <w:bookmarkStart w:id="37" w:name="_Toc240394484"/>
       <w:r>
         <w:lastRenderedPageBreak/>
         <w:t>7 ТРЕБОВАНИЯ К ДОКУМЕНТИРОВАНИЮ</w:t>
       </w:r>
-      <w:bookmarkEnd w:id="36"/>
+      <w:bookmarkEnd w:id="37"/>
     </w:p>
     <w:p/>
     <w:p>
@@ -6264,11 +6298,11 @@
       <w:pPr>
         <w:pStyle w:val="2"/>
       </w:pPr>
-      <w:bookmarkStart w:id="37" w:name="_Toc240394485"/>
+      <w:bookmarkStart w:id="38" w:name="_Toc240394485"/>
       <w:r>
         <w:t>7.1 Перечень подлежащих разработке документов</w:t>
       </w:r>
-      <w:bookmarkEnd w:id="37"/>
+      <w:bookmarkEnd w:id="38"/>
     </w:p>
     <w:p/>
     <w:p>
@@ -6281,11 +6315,11 @@
       <w:pPr>
         <w:pStyle w:val="2"/>
       </w:pPr>
-      <w:bookmarkStart w:id="38" w:name="_Toc240394486"/>
+      <w:bookmarkStart w:id="39" w:name="_Toc240394486"/>
       <w:r>
         <w:t>7.2 Вид представления и количество документов</w:t>
       </w:r>
-      <w:bookmarkEnd w:id="38"/>
+      <w:bookmarkEnd w:id="39"/>
     </w:p>
     <w:p/>
     <w:p>
@@ -6345,11 +6379,11 @@
       <w:pPr>
         <w:pStyle w:val="2"/>
       </w:pPr>
-      <w:bookmarkStart w:id="39" w:name="_Toc240394487"/>
+      <w:bookmarkStart w:id="40" w:name="_Toc240394487"/>
       <w:r>
         <w:t>7.3 Требования по использованию ЕСКД и ЕСПД при разработке документов</w:t>
       </w:r>
-      <w:bookmarkEnd w:id="39"/>
+      <w:bookmarkEnd w:id="40"/>
     </w:p>
     <w:p/>
     <w:p>
@@ -6407,12 +6441,12 @@
       <w:pPr>
         <w:pStyle w:val="1"/>
       </w:pPr>
-      <w:bookmarkStart w:id="40" w:name="_Toc240394488"/>
+      <w:bookmarkStart w:id="41" w:name="_Toc240394488"/>
       <w:r>
         <w:lastRenderedPageBreak/>
         <w:t>8 ИСТОЧНИКИ РАЗРАБОТКИ</w:t>
       </w:r>
-      <w:bookmarkEnd w:id="40"/>
+      <w:bookmarkEnd w:id="41"/>
     </w:p>
     <w:p/>
     <w:p>
@@ -6516,7 +6550,26 @@
 
 <file path=word/comments.xml><?xml version="1.0" encoding="utf-8"?>
 <w:comments xmlns:wpc="http://schemas.microsoft.com/office/word/2010/wordprocessingCanvas" xmlns:cx="http://schemas.microsoft.com/office/drawing/2014/chartex" xmlns:cx1="http://schemas.microsoft.com/office/drawing/2015/9/8/chartex" xmlns:cx2="http://schemas.microsoft.com/office/drawing/2015/10/21/chartex" xmlns:cx3="http://schemas.microsoft.com/office/drawing/2016/5/9/chartex" xmlns:cx4="http://schemas.microsoft.com/office/drawing/2016/5/10/chartex" xmlns:cx5="http://schemas.microsoft.com/office/drawing/2016/5/11/chartex" xmlns:cx6="http://schemas.microsoft.com/office/drawing/2016/5/12/chartex" xmlns:cx7="http://schemas.microsoft.com/office/drawing/2016/5/13/chartex" xmlns:cx8="http://schemas.microsoft.com/office/drawing/2016/5/14/chartex" xmlns:mc="http://schemas.openxmlformats.org/markup-compatibility/2006" xmlns:aink="http://schemas.microsoft.com/office/drawing/2016/ink" xmlns:am3d="http://schemas.microsoft.com/office/drawing/2017/model3d" xmlns:o="urn:schemas-microsoft-com:office:office" xmlns:oel="http://schemas.microsoft.com/office/2019/extlst" xmlns:r="http://schemas.openxmlformats.org/officeDocument/2006/relationships" xmlns:m="http://schemas.openxmlformats.org/officeDocument/2006/math" xmlns:v="urn:schemas-microsoft-com:vml" xmlns:wp14="http://schemas.microsoft.com/office/word/2010/wordprocessingDrawing" xmlns:wp="http://schemas.openxmlformats.org/drawingml/2006/wordprocessingDrawing" xmlns:w10="urn:schemas-microsoft-com:office:word" xmlns:w="http://schemas.openxmlformats.org/wordprocessingml/2006/main" xmlns:w14="http://schemas.microsoft.com/office/word/2010/wordml" xmlns:w15="http://schemas.microsoft.com/office/word/2012/wordml" xmlns:w16cex="http://schemas.microsoft.com/office/word/2018/wordml/cex" xmlns:w16cid="http://schemas.microsoft.com/office/word/2016/wordml/cid" xmlns:w16="http://schemas.microsoft.com/office/word/2018/wordml" xmlns:w16du="http://schemas.microsoft.com/office/word/2023/wordml/word16du" xmlns:w16sdtdh="http://schemas.microsoft.com/office/word/2020/wordml/sdtdatahash" xmlns:w16sdtfl="http://schemas.microsoft.com/office/word/2024/wordml/sdtformatlock" xmlns:w16se="http://schemas.microsoft.com/office/word/2015/wordml/symex" xmlns:wpg="http://schemas.microsoft.com/office/word/2010/wordprocessingGroup" xmlns:wpi="http://schemas.microsoft.com/office/word/2010/wordprocessingInk" xmlns:wne="http://schemas.microsoft.com/office/word/2006/wordml" xmlns:wps="http://schemas.microsoft.com/office/word/2010/wordprocessingShape" mc:Ignorable="w14 w15 w16se w16cid w16 w16cex w16sdtdh w16sdtfl w16du wp14">
-  <w:comment w:id="22" w:author="Kalentyev Alexey" w:date="2026-09-16T11:20:00Z" w:initials="KA">
+  <w:comment w:id="0" w:author="Kalentyev Alexey" w:date="2026-09-16T11:56:00Z" w:initials="KA">
+    <w:p>
+      <w:pPr>
+        <w:pStyle w:val="af"/>
+      </w:pPr>
+      <w:r>
+        <w:rPr>
+          <w:rStyle w:val="af1"/>
+        </w:rPr>
+        <w:annotationRef/>
+      </w:r>
+      <w:r>
+        <w:rPr>
+          <w:lang w:val="ru-RU"/>
+        </w:rPr>
+        <w:t>Согласование падежей</w:t>
+      </w:r>
+    </w:p>
+  </w:comment>
+  <w:comment w:id="23" w:author="Kalentyev Alexey" w:date="2026-09-16T11:20:00Z" w:initials="KA">
     <w:p>
       <w:pPr>
         <w:pStyle w:val="af"/>
@@ -6540,18 +6593,21 @@
 
 <file path=word/commentsExtended.xml><?xml version="1.0" encoding="utf-8"?>
 <w15:commentsEx xmlns:wpc="http://schemas.microsoft.com/office/word/2010/wordprocessingCanvas" xmlns:cx="http://schemas.microsoft.com/office/drawing/2014/chartex" xmlns:cx1="http://schemas.microsoft.com/office/drawing/2015/9/8/chartex" xmlns:cx2="http://schemas.microsoft.com/office/drawing/2015/10/21/chartex" xmlns:cx3="http://schemas.microsoft.com/office/drawing/2016/5/9/chartex" xmlns:cx4="http://schemas.microsoft.com/office/drawing/2016/5/10/chartex" xmlns:cx5="http://schemas.microsoft.com/office/drawing/2016/5/11/chartex" xmlns:cx6="http://schemas.microsoft.com/office/drawing/2016/5/12/chartex" xmlns:cx7="http://schemas.microsoft.com/office/drawing/2016/5/13/chartex" xmlns:cx8="http://schemas.microsoft.com/office/drawing/2016/5/14/chartex" xmlns:mc="http://schemas.openxmlformats.org/markup-compatibility/2006" xmlns:aink="http://schemas.microsoft.com/office/drawing/2016/ink" xmlns:am3d="http://schemas.microsoft.com/office/drawing/2017/model3d" xmlns:o="urn:schemas-microsoft-com:office:office" xmlns:oel="http://schemas.microsoft.com/office/2019/extlst" xmlns:r="http://schemas.openxmlformats.org/officeDocument/2006/relationships" xmlns:m="http://schemas.openxmlformats.org/officeDocument/2006/math" xmlns:v="urn:schemas-microsoft-com:vml" xmlns:wp14="http://schemas.microsoft.com/office/word/2010/wordprocessingDrawing" xmlns:wp="http://schemas.openxmlformats.org/drawingml/2006/wordprocessingDrawing" xmlns:w10="urn:schemas-microsoft-com:office:word" xmlns:w="http://schemas.openxmlformats.org/wordprocessingml/2006/main" xmlns:w14="http://schemas.microsoft.com/office/word/2010/wordml" xmlns:w15="http://schemas.microsoft.com/office/word/2012/wordml" xmlns:w16cex="http://schemas.microsoft.com/office/word/2018/wordml/cex" xmlns:w16cid="http://schemas.microsoft.com/office/word/2016/wordml/cid" xmlns:w16="http://schemas.microsoft.com/office/word/2018/wordml" xmlns:w16du="http://schemas.microsoft.com/office/word/2023/wordml/word16du" xmlns:w16sdtdh="http://schemas.microsoft.com/office/word/2020/wordml/sdtdatahash" xmlns:w16sdtfl="http://schemas.microsoft.com/office/word/2024/wordml/sdtformatlock" xmlns:w16se="http://schemas.microsoft.com/office/word/2015/wordml/symex" xmlns:wpg="http://schemas.microsoft.com/office/word/2010/wordprocessingGroup" xmlns:wpi="http://schemas.microsoft.com/office/word/2010/wordprocessingInk" xmlns:wne="http://schemas.microsoft.com/office/word/2006/wordml" xmlns:wps="http://schemas.microsoft.com/office/word/2010/wordprocessingShape" mc:Ignorable="w14 w15 w16se w16cid w16 w16cex w16sdtdh w16sdtfl w16du wp14">
+  <w15:commentEx w15:paraId="60656928" w15:done="0"/>
   <w15:commentEx w15:paraId="5EF38FF3" w15:done="0"/>
 </w15:commentsEx>
 </file>
 
 <file path=word/commentsExtensible.xml><?xml version="1.0" encoding="utf-8"?>
 <w16cex:commentsExtensible xmlns:wpc="http://schemas.microsoft.com/office/word/2010/wordprocessingCanvas" xmlns:cx="http://schemas.microsoft.com/office/drawing/2014/chartex" xmlns:cx1="http://schemas.microsoft.com/office/drawing/2015/9/8/chartex" xmlns:cx2="http://schemas.microsoft.com/office/drawing/2015/10/21/chartex" xmlns:cx3="http://schemas.microsoft.com/office/drawing/2016/5/9/chartex" xmlns:cx4="http://schemas.microsoft.com/office/drawing/2016/5/10/chartex" xmlns:cx5="http://schemas.microsoft.com/office/drawing/2016/5/11/chartex" xmlns:cx6="http://schemas.microsoft.com/office/drawing/2016/5/12/chartex" xmlns:cx7="http://schemas.microsoft.com/office/drawing/2016/5/13/chartex" xmlns:cx8="http://schemas.microsoft.com/office/drawing/2016/5/14/chartex" xmlns:cr="http://schemas.microsoft.com/office/comments/2020/reactions" xmlns:mc="http://schemas.openxmlformats.org/markup-compatibility/2006" xmlns:aink="http://schemas.microsoft.com/office/drawing/2016/ink" xmlns:am3d="http://schemas.microsoft.com/office/drawing/2017/model3d" xmlns:o="urn:schemas-microsoft-com:office:office" xmlns:oel="http://schemas.microsoft.com/office/2019/extlst" xmlns:r="http://schemas.openxmlformats.org/officeDocument/2006/relationships" xmlns:m="http://schemas.openxmlformats.org/officeDocument/2006/math" xmlns:v="urn:schemas-microsoft-com:vml" xmlns:wp14="http://schemas.microsoft.com/office/word/2010/wordprocessingDrawing" xmlns:wp="http://schemas.openxmlformats.org/drawingml/2006/wordprocessingDrawing" xmlns:w10="urn:schemas-microsoft-com:office:word" xmlns:w="http://schemas.openxmlformats.org/wordprocessingml/2006/main" xmlns:w14="http://schemas.microsoft.com/office/word/2010/wordml" xmlns:w15="http://schemas.microsoft.com/office/word/2012/wordml" xmlns:w16cex="http://schemas.microsoft.com/office/word/2018/wordml/cex" xmlns:w16cid="http://schemas.microsoft.com/office/word/2016/wordml/cid" xmlns:w16="http://schemas.microsoft.com/office/word/2018/wordml" xmlns:w16du="http://schemas.microsoft.com/office/word/2023/wordml/word16du" xmlns:w16sdtdh="http://schemas.microsoft.com/office/word/2020/wordml/sdtdatahash" xmlns:w16sdtfl="http://schemas.microsoft.com/office/word/2024/wordml/sdtformatlock" xmlns:w16se="http://schemas.microsoft.com/office/word/2015/wordml/symex" xmlns:wpg="http://schemas.microsoft.com/office/word/2010/wordprocessingGroup" xmlns:wpi="http://schemas.microsoft.com/office/word/2010/wordprocessingInk" xmlns:wne="http://schemas.microsoft.com/office/word/2006/wordml" xmlns:wps="http://schemas.microsoft.com/office/word/2010/wordprocessingShape" mc:Ignorable="w14 w15 w16se w16cid w16 w16cex w16sdtdh w16sdtfl cr w16du wp14">
+  <w16cex:commentExtensible w16cex:durableId="0B8B8086" w16cex:dateUtc="2026-09-16T04:56:00Z"/>
   <w16cex:commentExtensible w16cex:durableId="3DFEA218" w16cex:dateUtc="2026-09-16T04:20:00Z"/>
 </w16cex:commentsExtensible>
 </file>
 
 <file path=word/commentsIds.xml><?xml version="1.0" encoding="utf-8"?>
 <w16cid:commentsIds xmlns:wpc="http://schemas.microsoft.com/office/word/2010/wordprocessingCanvas" xmlns:cx="http://schemas.microsoft.com/office/drawing/2014/chartex" xmlns:cx1="http://schemas.microsoft.com/office/drawing/2015/9/8/chartex" xmlns:cx2="http://schemas.microsoft.com/office/drawing/2015/10/21/chartex" xmlns:cx3="http://schemas.microsoft.com/office/drawing/2016/5/9/chartex" xmlns:cx4="http://schemas.microsoft.com/office/drawing/2016/5/10/chartex" xmlns:cx5="http://schemas.microsoft.com/office/drawing/2016/5/11/chartex" xmlns:cx6="http://schemas.microsoft.com/office/drawing/2016/5/12/chartex" xmlns:cx7="http://schemas.microsoft.com/office/drawing/2016/5/13/chartex" xmlns:cx8="http://schemas.microsoft.com/office/drawing/2016/5/14/chartex" xmlns:mc="http://schemas.openxmlformats.org/markup-compatibility/2006" xmlns:aink="http://schemas.microsoft.com/office/drawing/2016/ink" xmlns:am3d="http://schemas.microsoft.com/office/drawing/2017/model3d" xmlns:o="urn:schemas-microsoft-com:office:office" xmlns:oel="http://schemas.microsoft.com/office/2019/extlst" xmlns:r="http://schemas.openxmlformats.org/officeDocument/2006/relationships" xmlns:m="http://schemas.openxmlformats.org/officeDocument/2006/math" xmlns:v="urn:schemas-microsoft-com:vml" xmlns:wp14="http://schemas.microsoft.com/office/word/2010/wordprocessingDrawing" xmlns:wp="http://schemas.openxmlformats.org/drawingml/2006/wordprocessingDrawing" xmlns:w10="urn:schemas-microsoft-com:office:word" xmlns:w="http://schemas.openxmlformats.org/wordprocessingml/2006/main" xmlns:w14="http://schemas.microsoft.com/office/word/2010/wordml" xmlns:w15="http://schemas.microsoft.com/office/word/2012/wordml" xmlns:w16cex="http://schemas.microsoft.com/office/word/2018/wordml/cex" xmlns:w16cid="http://schemas.microsoft.com/office/word/2016/wordml/cid" xmlns:w16="http://schemas.microsoft.com/office/word/2018/wordml" xmlns:w16du="http://schemas.microsoft.com/office/word/2023/wordml/word16du" xmlns:w16sdtdh="http://schemas.microsoft.com/office/word/2020/wordml/sdtdatahash" xmlns:w16sdtfl="http://schemas.microsoft.com/office/word/2024/wordml/sdtformatlock" xmlns:w16se="http://schemas.microsoft.com/office/word/2015/wordml/symex" xmlns:wpg="http://schemas.microsoft.com/office/word/2010/wordprocessingGroup" xmlns:wpi="http://schemas.microsoft.com/office/word/2010/wordprocessingInk" xmlns:wne="http://schemas.microsoft.com/office/word/2006/wordml" xmlns:wps="http://schemas.microsoft.com/office/word/2010/wordprocessingShape" mc:Ignorable="w14 w15 w16se w16cid w16 w16cex w16sdtdh w16sdtfl w16du wp14">
+  <w16cid:commentId w16cid:paraId="60656928" w16cid:durableId="0B8B8086"/>
   <w16cid:commentId w16cid:paraId="5EF38FF3" w16cid:durableId="3DFEA218"/>
 </w16cid:commentsIds>
 </file>
